--- a/Images/ResumePage/Frederick_Berberich_resume.docx
+++ b/Images/ResumePage/Frederick_Berberich_resume.docx
@@ -5,62 +5,67 @@
     <w:p>
       <w:pPr>
         <w:pStyle w:val="Heading1"/>
-        <w:rPr>
-          <w:rFonts w:ascii="Calibri" w:hAnsi="Calibri" w:cs="Calibri"/>
-        </w:rPr>
-      </w:pPr>
-      <w:r>
-        <w:rPr>
-          <w:rFonts w:ascii="Calibri" w:hAnsi="Calibri" w:cs="Calibri"/>
-        </w:rPr>
-        <w:t>Frederick Berberich III</w:t>
+        <w:jc w:val="center"/>
+        <w:rPr>
+          <w:rFonts w:ascii="Calibri" w:hAnsi="Calibri" w:cs="Calibri"/>
+          <w:color w:val="000000" w:themeColor="text1"/>
+        </w:rPr>
+      </w:pPr>
+      <w:r>
+        <w:rPr>
+          <w:rFonts w:ascii="Calibri" w:hAnsi="Calibri" w:cs="Calibri"/>
+          <w:color w:val="000000" w:themeColor="text1"/>
+        </w:rPr>
+        <w:t xml:space="preserve">Frederick Berberich </w:t>
       </w:r>
     </w:p>
     <w:p>
       <w:pPr>
-        <w:rPr>
-          <w:rFonts w:ascii="Calibri" w:hAnsi="Calibri" w:cs="Calibri"/>
-        </w:rPr>
-      </w:pPr>
-      <w:r>
-        <w:rPr>
-          <w:rFonts w:ascii="Calibri" w:hAnsi="Calibri" w:cs="Calibri"/>
+        <w:jc w:val="center"/>
+        <w:rPr>
+          <w:rFonts w:ascii="Calibri" w:hAnsi="Calibri" w:cs="Calibri"/>
+          <w:color w:val="000000" w:themeColor="text1"/>
+        </w:rPr>
+      </w:pPr>
+      <w:r>
+        <w:rPr>
+          <w:rFonts w:ascii="Calibri" w:hAnsi="Calibri" w:cs="Calibri"/>
+          <w:color w:val="000000" w:themeColor="text1"/>
         </w:rPr>
         <w:t>(</w:t>
       </w:r>
       <w:r>
         <w:rPr>
           <w:rFonts w:ascii="Calibri" w:hAnsi="Calibri" w:cs="Calibri"/>
+          <w:color w:val="000000" w:themeColor="text1"/>
         </w:rPr>
         <w:t>845</w:t>
       </w:r>
       <w:r>
         <w:rPr>
           <w:rFonts w:ascii="Calibri" w:hAnsi="Calibri" w:cs="Calibri"/>
+          <w:color w:val="000000" w:themeColor="text1"/>
         </w:rPr>
         <w:t>)</w:t>
       </w:r>
       <w:r>
         <w:rPr>
           <w:rFonts w:ascii="Calibri" w:hAnsi="Calibri" w:cs="Calibri"/>
+          <w:color w:val="000000" w:themeColor="text1"/>
         </w:rPr>
         <w:t>-</w:t>
       </w:r>
       <w:r>
         <w:rPr>
           <w:rFonts w:ascii="Calibri" w:hAnsi="Calibri" w:cs="Calibri"/>
-        </w:rPr>
-        <w:t>499-7965 ·</w:t>
-      </w:r>
-      <w:r>
-        <w:rPr>
-          <w:rFonts w:ascii="Calibri" w:hAnsi="Calibri" w:cs="Calibri"/>
-        </w:rPr>
-        <w:t xml:space="preserve"> </w:t>
-      </w:r>
-      <w:r>
-        <w:rPr>
-          <w:rFonts w:ascii="Calibri" w:hAnsi="Calibri" w:cs="Calibri"/>
+          <w:color w:val="000000" w:themeColor="text1"/>
+        </w:rPr>
+        <w:t xml:space="preserve">499-7965 · </w:t>
+      </w:r>
+      <w:r>
+        <w:rPr>
+          <w:rFonts w:ascii="Calibri" w:hAnsi="Calibri" w:cs="Calibri"/>
+          <w:color w:val="000000" w:themeColor="text1"/>
         </w:rPr>
         <w:t xml:space="preserve">Frederick.Berberich1@Marist.edu ·  </w:t>
       </w:r>
@@ -69,6 +74,7 @@
           <w:rPr>
             <w:rStyle w:val="Hyperlink"/>
             <w:rFonts w:ascii="Calibri" w:hAnsi="Calibri" w:cs="Calibri"/>
+            <w:color w:val="000000" w:themeColor="text1"/>
           </w:rPr>
           <w:t>https://linktr.ee/Frederick_3</w:t>
         </w:r>
@@ -82,11 +88,13 @@
         </w:pBdr>
         <w:rPr>
           <w:rFonts w:ascii="Calibri" w:hAnsi="Calibri" w:cs="Calibri"/>
-        </w:rPr>
-      </w:pPr>
-      <w:r>
-        <w:rPr>
-          <w:rFonts w:ascii="Calibri" w:hAnsi="Calibri" w:cs="Calibri"/>
+          <w:color w:val="000000" w:themeColor="text1"/>
+        </w:rPr>
+      </w:pPr>
+      <w:r>
+        <w:rPr>
+          <w:rFonts w:ascii="Calibri" w:hAnsi="Calibri" w:cs="Calibri"/>
+          <w:color w:val="000000" w:themeColor="text1"/>
         </w:rPr>
         <w:t>EDUCATION</w:t>
       </w:r>
@@ -95,15 +103,17 @@
       <w:pPr>
         <w:rPr>
           <w:rFonts w:ascii="Calibri" w:hAnsi="Calibri" w:cs="Calibri"/>
-          <w:sz w:val="20"/>
-          <w:szCs w:val="20"/>
-        </w:rPr>
-      </w:pPr>
-      <w:r>
-        <w:rPr>
-          <w:rFonts w:ascii="Calibri" w:hAnsi="Calibri" w:cs="Calibri"/>
-          <w:b/>
-          <w:bCs/>
+          <w:color w:val="000000" w:themeColor="text1"/>
+          <w:sz w:val="20"/>
+          <w:szCs w:val="20"/>
+        </w:rPr>
+      </w:pPr>
+      <w:r>
+        <w:rPr>
+          <w:rFonts w:ascii="Calibri" w:hAnsi="Calibri" w:cs="Calibri"/>
+          <w:b/>
+          <w:bCs/>
+          <w:color w:val="000000" w:themeColor="text1"/>
           <w:sz w:val="20"/>
           <w:szCs w:val="20"/>
         </w:rPr>
@@ -112,27 +122,188 @@
       <w:r>
         <w:rPr>
           <w:rFonts w:ascii="Calibri" w:hAnsi="Calibri" w:cs="Calibri"/>
-          <w:sz w:val="20"/>
-          <w:szCs w:val="20"/>
-        </w:rPr>
-        <w:t xml:space="preserve"> – GPA: 3.502 | Dean’s List </w:t>
+          <w:color w:val="000000" w:themeColor="text1"/>
+          <w:sz w:val="20"/>
+          <w:szCs w:val="20"/>
+        </w:rPr>
+        <w:t xml:space="preserve"> </w:t>
+      </w:r>
+      <w:r>
+        <w:rPr>
+          <w:rFonts w:ascii="Calibri" w:hAnsi="Calibri" w:cs="Calibri"/>
+          <w:color w:val="000000" w:themeColor="text1"/>
+          <w:sz w:val="20"/>
+          <w:szCs w:val="20"/>
+        </w:rPr>
+        <w:t>Bachelor of Science (BS)</w:t>
+      </w:r>
+      <w:r>
+        <w:rPr>
+          <w:rFonts w:ascii="Calibri" w:hAnsi="Calibri" w:cs="Calibri"/>
+          <w:color w:val="000000" w:themeColor="text1"/>
+          <w:sz w:val="20"/>
+          <w:szCs w:val="20"/>
+        </w:rPr>
+        <w:t xml:space="preserve"> in</w:t>
+      </w:r>
+      <w:r>
+        <w:rPr>
+          <w:rFonts w:ascii="Calibri" w:hAnsi="Calibri" w:cs="Calibri"/>
+          <w:color w:val="000000" w:themeColor="text1"/>
+          <w:sz w:val="20"/>
+          <w:szCs w:val="20"/>
+        </w:rPr>
+        <w:t xml:space="preserve"> </w:t>
+      </w:r>
+      <w:r>
+        <w:rPr>
+          <w:rFonts w:ascii="Calibri" w:hAnsi="Calibri" w:cs="Calibri"/>
+          <w:i/>
+          <w:iCs/>
+          <w:color w:val="000000" w:themeColor="text1"/>
+          <w:sz w:val="20"/>
+          <w:szCs w:val="20"/>
+        </w:rPr>
+        <w:t>Cybersecurit</w:t>
+      </w:r>
+      <w:r>
+        <w:rPr>
+          <w:rFonts w:ascii="Calibri" w:hAnsi="Calibri" w:cs="Calibri"/>
+          <w:i/>
+          <w:iCs/>
+          <w:color w:val="000000" w:themeColor="text1"/>
+          <w:sz w:val="20"/>
+          <w:szCs w:val="20"/>
+        </w:rPr>
+        <w:t>y</w:t>
+      </w:r>
+      <w:r>
+        <w:rPr>
+          <w:rFonts w:ascii="Calibri" w:hAnsi="Calibri" w:cs="Calibri"/>
+          <w:color w:val="000000" w:themeColor="text1"/>
+          <w:sz w:val="20"/>
+          <w:szCs w:val="20"/>
+        </w:rPr>
+        <w:t xml:space="preserve"> </w:t>
+      </w:r>
+      <w:r>
+        <w:rPr>
+          <w:rFonts w:ascii="Calibri" w:hAnsi="Calibri" w:cs="Calibri"/>
+          <w:color w:val="000000" w:themeColor="text1"/>
+          <w:sz w:val="20"/>
+          <w:szCs w:val="20"/>
+        </w:rPr>
+        <w:t xml:space="preserve">| </w:t>
+      </w:r>
+      <w:r>
+        <w:rPr>
+          <w:rFonts w:ascii="Calibri" w:hAnsi="Calibri" w:cs="Calibri"/>
+          <w:b/>
+          <w:bCs/>
+          <w:color w:val="000000" w:themeColor="text1"/>
+          <w:sz w:val="20"/>
+          <w:szCs w:val="20"/>
+        </w:rPr>
+        <w:t>GPA:</w:t>
+      </w:r>
+      <w:r>
+        <w:rPr>
+          <w:rFonts w:ascii="Calibri" w:hAnsi="Calibri" w:cs="Calibri"/>
+          <w:color w:val="000000" w:themeColor="text1"/>
+          <w:sz w:val="20"/>
+          <w:szCs w:val="20"/>
+        </w:rPr>
+        <w:t xml:space="preserve"> 3.5</w:t>
       </w:r>
     </w:p>
     <w:p>
       <w:pPr>
         <w:rPr>
           <w:rFonts w:ascii="Calibri" w:hAnsi="Calibri" w:cs="Calibri"/>
-          <w:sz w:val="20"/>
-          <w:szCs w:val="20"/>
-        </w:rPr>
-      </w:pPr>
-      <w:r>
-        <w:rPr>
-          <w:rFonts w:ascii="Calibri" w:hAnsi="Calibri" w:cs="Calibri"/>
-          <w:sz w:val="20"/>
-          <w:szCs w:val="20"/>
-        </w:rPr>
-        <w:t>Bachelor of Science, Cybersecurity – Minors in Computer Science, Information Technology, &amp; Information Systems</w:t>
+          <w:color w:val="000000" w:themeColor="text1"/>
+          <w:sz w:val="20"/>
+          <w:szCs w:val="20"/>
+        </w:rPr>
+      </w:pPr>
+      <w:r>
+        <w:rPr>
+          <w:rFonts w:ascii="Calibri" w:hAnsi="Calibri" w:cs="Calibri"/>
+          <w:b/>
+          <w:bCs/>
+          <w:color w:val="000000" w:themeColor="text1"/>
+          <w:sz w:val="20"/>
+          <w:szCs w:val="20"/>
+        </w:rPr>
+        <w:t>Minors</w:t>
+      </w:r>
+      <w:r>
+        <w:rPr>
+          <w:rFonts w:ascii="Calibri" w:hAnsi="Calibri" w:cs="Calibri"/>
+          <w:color w:val="000000" w:themeColor="text1"/>
+          <w:sz w:val="20"/>
+          <w:szCs w:val="20"/>
+        </w:rPr>
+        <w:t xml:space="preserve"> in Computer Science, Information Technology, &amp; Information Systems</w:t>
+      </w:r>
+      <w:r>
+        <w:rPr>
+          <w:rFonts w:ascii="Calibri" w:hAnsi="Calibri" w:cs="Calibri"/>
+          <w:color w:val="000000" w:themeColor="text1"/>
+          <w:sz w:val="20"/>
+          <w:szCs w:val="20"/>
+        </w:rPr>
+        <w:t xml:space="preserve"> | </w:t>
+      </w:r>
+      <w:r>
+        <w:rPr>
+          <w:rFonts w:ascii="Calibri" w:hAnsi="Calibri" w:cs="Calibri"/>
+          <w:i/>
+          <w:iCs/>
+          <w:color w:val="000000" w:themeColor="text1"/>
+          <w:sz w:val="20"/>
+          <w:szCs w:val="20"/>
+        </w:rPr>
+        <w:t xml:space="preserve">Dean’s list </w:t>
+      </w:r>
+      <w:r>
+        <w:rPr>
+          <w:rFonts w:ascii="Calibri" w:hAnsi="Calibri" w:cs="Calibri"/>
+          <w:color w:val="000000" w:themeColor="text1"/>
+          <w:sz w:val="20"/>
+          <w:szCs w:val="20"/>
+        </w:rPr>
+        <w:t xml:space="preserve">| </w:t>
+      </w:r>
+      <w:r>
+        <w:rPr>
+          <w:rFonts w:ascii="Calibri" w:hAnsi="Calibri" w:cs="Calibri"/>
+          <w:i/>
+          <w:iCs/>
+          <w:color w:val="000000" w:themeColor="text1"/>
+          <w:sz w:val="20"/>
+          <w:szCs w:val="20"/>
+        </w:rPr>
+        <w:t>Omicron Sigma Sigma</w:t>
+      </w:r>
+      <w:r>
+        <w:rPr>
+          <w:rFonts w:ascii="Calibri" w:hAnsi="Calibri" w:cs="Calibri"/>
+          <w:b/>
+          <w:bCs/>
+          <w:color w:val="000000" w:themeColor="text1"/>
+          <w:sz w:val="20"/>
+          <w:szCs w:val="20"/>
+        </w:rPr>
+        <w:t xml:space="preserve"> </w:t>
+      </w:r>
+      <w:r>
+        <w:rPr>
+          <w:rFonts w:ascii="Calibri" w:hAnsi="Calibri" w:cs="Calibri"/>
+          <w:color w:val="000000" w:themeColor="text1"/>
+          <w:sz w:val="20"/>
+          <w:szCs w:val="20"/>
+        </w:rPr>
+        <w:t>Honors Society</w:t>
       </w:r>
     </w:p>
     <w:p>
@@ -143,131 +314,122 @@
         </w:pBdr>
         <w:rPr>
           <w:rFonts w:ascii="Calibri" w:hAnsi="Calibri" w:cs="Calibri"/>
-        </w:rPr>
-      </w:pPr>
-      <w:r>
-        <w:rPr>
-          <w:rFonts w:ascii="Calibri" w:hAnsi="Calibri" w:cs="Calibri"/>
-        </w:rPr>
-        <w:t>EXPERIENCE</w:t>
+          <w:color w:val="000000" w:themeColor="text1"/>
+        </w:rPr>
+      </w:pPr>
+      <w:r>
+        <w:rPr>
+          <w:rFonts w:ascii="Calibri" w:hAnsi="Calibri" w:cs="Calibri"/>
+          <w:color w:val="000000" w:themeColor="text1"/>
+        </w:rPr>
+        <w:t>SKILLS</w:t>
       </w:r>
     </w:p>
     <w:p>
       <w:pPr>
         <w:rPr>
           <w:rFonts w:ascii="Calibri" w:hAnsi="Calibri" w:cs="Calibri"/>
-          <w:b/>
-          <w:bCs/>
-          <w:sz w:val="20"/>
-          <w:szCs w:val="20"/>
-        </w:rPr>
-      </w:pPr>
-      <w:r>
-        <w:rPr>
-          <w:rFonts w:ascii="Calibri" w:hAnsi="Calibri" w:cs="Calibri"/>
-          <w:b/>
-          <w:bCs/>
-          <w:sz w:val="20"/>
-          <w:szCs w:val="20"/>
-        </w:rPr>
-        <w:t>Marist – IBM Joint Study</w:t>
-      </w:r>
-      <w:r>
-        <w:rPr>
-          <w:rFonts w:ascii="Calibri" w:hAnsi="Calibri" w:cs="Calibri"/>
-          <w:b/>
-          <w:bCs/>
-          <w:sz w:val="20"/>
-          <w:szCs w:val="20"/>
-        </w:rPr>
-        <w:tab/>
-      </w:r>
-      <w:r>
-        <w:rPr>
-          <w:rFonts w:ascii="Calibri" w:hAnsi="Calibri" w:cs="Calibri"/>
-          <w:b/>
-          <w:bCs/>
-          <w:sz w:val="20"/>
-          <w:szCs w:val="20"/>
-        </w:rPr>
-        <w:tab/>
-      </w:r>
-      <w:r>
-        <w:rPr>
-          <w:rFonts w:ascii="Calibri" w:hAnsi="Calibri" w:cs="Calibri"/>
-          <w:b/>
-          <w:bCs/>
-          <w:sz w:val="20"/>
-          <w:szCs w:val="20"/>
-        </w:rPr>
-        <w:tab/>
-      </w:r>
-      <w:r>
-        <w:rPr>
-          <w:rFonts w:ascii="Calibri" w:hAnsi="Calibri" w:cs="Calibri"/>
-          <w:b/>
-          <w:bCs/>
-          <w:sz w:val="20"/>
-          <w:szCs w:val="20"/>
-        </w:rPr>
-        <w:tab/>
-      </w:r>
-      <w:r>
-        <w:rPr>
-          <w:rFonts w:ascii="Calibri" w:hAnsi="Calibri" w:cs="Calibri"/>
-          <w:b/>
-          <w:bCs/>
-          <w:sz w:val="20"/>
-          <w:szCs w:val="20"/>
-        </w:rPr>
-        <w:tab/>
-      </w:r>
-      <w:r>
-        <w:rPr>
-          <w:rFonts w:ascii="Calibri" w:hAnsi="Calibri" w:cs="Calibri"/>
-          <w:b/>
-          <w:bCs/>
-          <w:sz w:val="20"/>
-          <w:szCs w:val="20"/>
-        </w:rPr>
-        <w:tab/>
-      </w:r>
-      <w:r>
-        <w:rPr>
-          <w:rFonts w:ascii="Calibri" w:hAnsi="Calibri" w:cs="Calibri"/>
-          <w:b/>
-          <w:bCs/>
-          <w:sz w:val="20"/>
-          <w:szCs w:val="20"/>
-        </w:rPr>
-        <w:tab/>
-      </w:r>
-      <w:r>
-        <w:rPr>
-          <w:rFonts w:ascii="Calibri" w:hAnsi="Calibri" w:cs="Calibri"/>
-          <w:b/>
-          <w:bCs/>
-          <w:sz w:val="20"/>
-          <w:szCs w:val="20"/>
-        </w:rPr>
-        <w:tab/>
-        <w:t xml:space="preserve">                        </w:t>
-      </w:r>
-      <w:r>
-        <w:rPr>
-          <w:rFonts w:ascii="Calibri" w:hAnsi="Calibri" w:cs="Calibri"/>
-          <w:b/>
-          <w:bCs/>
-          <w:sz w:val="20"/>
-          <w:szCs w:val="20"/>
-        </w:rPr>
-        <w:t xml:space="preserve">         </w:t>
-      </w:r>
-      <w:r>
-        <w:rPr>
-          <w:rFonts w:ascii="Calibri" w:hAnsi="Calibri" w:cs="Calibri"/>
-          <w:b/>
-          <w:bCs/>
+          <w:color w:val="000000" w:themeColor="text1"/>
+          <w:sz w:val="20"/>
+          <w:szCs w:val="20"/>
+        </w:rPr>
+      </w:pPr>
+      <w:r>
+        <w:rPr>
+          <w:rFonts w:ascii="Calibri" w:hAnsi="Calibri" w:cs="Calibri"/>
+          <w:b/>
+          <w:bCs/>
+          <w:color w:val="000000" w:themeColor="text1"/>
+          <w:sz w:val="20"/>
+          <w:szCs w:val="20"/>
+        </w:rPr>
+        <w:t>Programming: </w:t>
+      </w:r>
+      <w:r>
+        <w:rPr>
+          <w:rFonts w:ascii="Calibri" w:hAnsi="Calibri" w:cs="Calibri"/>
+          <w:color w:val="000000" w:themeColor="text1"/>
+          <w:sz w:val="20"/>
+          <w:szCs w:val="20"/>
+        </w:rPr>
+        <w:t xml:space="preserve">Python, Java, </w:t>
+      </w:r>
+      <w:r>
+        <w:rPr>
+          <w:rFonts w:ascii="Calibri" w:hAnsi="Calibri" w:cs="Calibri"/>
+          <w:color w:val="000000" w:themeColor="text1"/>
+          <w:sz w:val="20"/>
+          <w:szCs w:val="20"/>
+        </w:rPr>
+        <w:t xml:space="preserve">JavaScript, </w:t>
+      </w:r>
+      <w:r>
+        <w:rPr>
+          <w:rFonts w:ascii="Calibri" w:hAnsi="Calibri" w:cs="Calibri"/>
+          <w:color w:val="000000" w:themeColor="text1"/>
+          <w:sz w:val="20"/>
+          <w:szCs w:val="20"/>
+        </w:rPr>
+        <w:t>SQL,</w:t>
+      </w:r>
+      <w:r>
+        <w:rPr>
+          <w:rFonts w:ascii="Calibri" w:hAnsi="Calibri" w:cs="Calibri"/>
+          <w:color w:val="000000" w:themeColor="text1"/>
+          <w:sz w:val="20"/>
+          <w:szCs w:val="20"/>
+        </w:rPr>
+        <w:t xml:space="preserve"> PHP, HTML/CSS,</w:t>
+      </w:r>
+      <w:r>
+        <w:rPr>
+          <w:rFonts w:ascii="Calibri" w:hAnsi="Calibri" w:cs="Calibri"/>
+          <w:color w:val="000000" w:themeColor="text1"/>
+          <w:sz w:val="20"/>
+          <w:szCs w:val="20"/>
+        </w:rPr>
+        <w:t xml:space="preserve"> Bash</w:t>
+      </w:r>
+      <w:r>
+        <w:rPr>
+          <w:rFonts w:ascii="Calibri" w:hAnsi="Calibri" w:cs="Calibri"/>
+          <w:color w:val="000000" w:themeColor="text1"/>
+          <w:sz w:val="20"/>
+          <w:szCs w:val="20"/>
+        </w:rPr>
+        <w:t>,</w:t>
+      </w:r>
+      <w:r>
+        <w:rPr>
+          <w:rFonts w:ascii="Calibri" w:hAnsi="Calibri" w:cs="Calibri"/>
+          <w:color w:val="000000" w:themeColor="text1"/>
+          <w:sz w:val="20"/>
+          <w:szCs w:val="20"/>
+        </w:rPr>
+        <w:t xml:space="preserve"> Jupyter Notebook, Google Collab,</w:t>
+      </w:r>
+      <w:r>
+        <w:rPr>
+          <w:rFonts w:ascii="Calibri" w:hAnsi="Calibri" w:cs="Calibri"/>
+          <w:color w:val="000000" w:themeColor="text1"/>
+          <w:sz w:val="20"/>
+          <w:szCs w:val="20"/>
+        </w:rPr>
+        <w:t xml:space="preserve"> RESTful </w:t>
+      </w:r>
+      <w:r>
+        <w:rPr>
+          <w:rFonts w:ascii="Calibri" w:hAnsi="Calibri" w:cs="Calibri"/>
+          <w:color w:val="000000" w:themeColor="text1"/>
+          <w:sz w:val="20"/>
+          <w:szCs w:val="20"/>
+        </w:rPr>
+        <w:t>APIs</w:t>
+      </w:r>
+      <w:r>
+        <w:rPr>
+          <w:rFonts w:ascii="Calibri" w:hAnsi="Calibri" w:cs="Calibri"/>
+          <w:color w:val="000000" w:themeColor="text1"/>
           <w:sz w:val="20"/>
           <w:szCs w:val="20"/>
         </w:rPr>
@@ -276,35 +438,422 @@
       <w:r>
         <w:rPr>
           <w:rFonts w:ascii="Calibri" w:hAnsi="Calibri" w:cs="Calibri"/>
-          <w:b/>
-          <w:bCs/>
-          <w:sz w:val="20"/>
-          <w:szCs w:val="20"/>
-        </w:rPr>
-        <w:t xml:space="preserve">                               </w:t>
-      </w:r>
-      <w:r>
-        <w:rPr>
-          <w:rFonts w:ascii="Calibri" w:hAnsi="Calibri" w:cs="Calibri"/>
-          <w:b/>
-          <w:bCs/>
-          <w:sz w:val="20"/>
-          <w:szCs w:val="20"/>
-        </w:rPr>
-        <w:t>Poughkeepsie, NY</w:t>
+          <w:color w:val="000000" w:themeColor="text1"/>
+          <w:sz w:val="20"/>
+          <w:szCs w:val="20"/>
+        </w:rPr>
+        <w:t xml:space="preserve">| </w:t>
+      </w:r>
+      <w:r>
+        <w:rPr>
+          <w:rFonts w:ascii="Calibri" w:hAnsi="Calibri" w:cs="Calibri"/>
+          <w:b/>
+          <w:bCs/>
+          <w:color w:val="000000" w:themeColor="text1"/>
+          <w:sz w:val="20"/>
+          <w:szCs w:val="20"/>
+        </w:rPr>
+        <w:t xml:space="preserve">Cybersecurity Tools: </w:t>
+      </w:r>
+      <w:r>
+        <w:rPr>
+          <w:rFonts w:ascii="Calibri" w:hAnsi="Calibri" w:cs="Calibri"/>
+          <w:color w:val="000000" w:themeColor="text1"/>
+          <w:sz w:val="20"/>
+          <w:szCs w:val="20"/>
+        </w:rPr>
+        <w:t xml:space="preserve">Wireshark, Nessus, Metasploit, Nmap, Kali </w:t>
+      </w:r>
+      <w:r>
+        <w:rPr>
+          <w:rFonts w:ascii="Calibri" w:hAnsi="Calibri" w:cs="Calibri"/>
+          <w:color w:val="000000" w:themeColor="text1"/>
+          <w:sz w:val="20"/>
+          <w:szCs w:val="20"/>
+        </w:rPr>
+        <w:t xml:space="preserve">Linux | </w:t>
+      </w:r>
+      <w:r>
+        <w:rPr>
+          <w:rFonts w:ascii="Calibri" w:hAnsi="Calibri" w:cs="Calibri"/>
+          <w:b/>
+          <w:bCs/>
+          <w:color w:val="000000" w:themeColor="text1"/>
+          <w:sz w:val="20"/>
+          <w:szCs w:val="20"/>
+        </w:rPr>
+        <w:t xml:space="preserve">Networking &amp; Hardware: </w:t>
+      </w:r>
+      <w:r>
+        <w:rPr>
+          <w:rFonts w:ascii="Calibri" w:hAnsi="Calibri" w:cs="Calibri"/>
+          <w:color w:val="000000" w:themeColor="text1"/>
+          <w:sz w:val="20"/>
+          <w:szCs w:val="20"/>
+        </w:rPr>
+        <w:t>LAN/WAN, VLANs, TCP/IP, DHCP, Subnetting, Cisco (Routers, Switches), Juniper (Switches)</w:t>
+      </w:r>
+      <w:r>
+        <w:rPr>
+          <w:rFonts w:ascii="Calibri" w:hAnsi="Calibri" w:cs="Calibri"/>
+          <w:color w:val="000000" w:themeColor="text1"/>
+          <w:sz w:val="20"/>
+          <w:szCs w:val="20"/>
+        </w:rPr>
+        <w:t xml:space="preserve">, OSPF, BGP, RDP | </w:t>
+      </w:r>
+      <w:r>
+        <w:rPr>
+          <w:rFonts w:ascii="Calibri" w:hAnsi="Calibri" w:cs="Calibri"/>
+          <w:b/>
+          <w:bCs/>
+          <w:color w:val="000000" w:themeColor="text1"/>
+          <w:sz w:val="20"/>
+          <w:szCs w:val="20"/>
+        </w:rPr>
+        <w:t>O</w:t>
+      </w:r>
+      <w:r>
+        <w:rPr>
+          <w:rFonts w:ascii="Calibri" w:hAnsi="Calibri" w:cs="Calibri"/>
+          <w:b/>
+          <w:bCs/>
+          <w:color w:val="000000" w:themeColor="text1"/>
+          <w:sz w:val="20"/>
+          <w:szCs w:val="20"/>
+        </w:rPr>
+        <w:t>S &amp; Server Management</w:t>
+      </w:r>
+      <w:r>
+        <w:rPr>
+          <w:rFonts w:ascii="Calibri" w:hAnsi="Calibri" w:cs="Calibri"/>
+          <w:b/>
+          <w:bCs/>
+          <w:color w:val="000000" w:themeColor="text1"/>
+          <w:sz w:val="20"/>
+          <w:szCs w:val="20"/>
+        </w:rPr>
+        <w:t>:</w:t>
+      </w:r>
+      <w:r>
+        <w:rPr>
+          <w:color w:val="000000" w:themeColor="text1"/>
+          <w:sz w:val="20"/>
+          <w:szCs w:val="20"/>
+        </w:rPr>
+        <w:t xml:space="preserve"> </w:t>
+      </w:r>
+      <w:r>
+        <w:rPr>
+          <w:rFonts w:ascii="Calibri" w:hAnsi="Calibri" w:cs="Calibri"/>
+          <w:color w:val="000000" w:themeColor="text1"/>
+          <w:sz w:val="20"/>
+          <w:szCs w:val="20"/>
+        </w:rPr>
+        <w:t>MS W</w:t>
+      </w:r>
+      <w:r>
+        <w:rPr>
+          <w:rFonts w:ascii="Calibri" w:hAnsi="Calibri" w:cs="Calibri"/>
+          <w:color w:val="000000" w:themeColor="text1"/>
+          <w:sz w:val="20"/>
+          <w:szCs w:val="20"/>
+        </w:rPr>
+        <w:t xml:space="preserve">indows Server, MacOS, </w:t>
+      </w:r>
+      <w:r>
+        <w:rPr>
+          <w:rFonts w:ascii="Calibri" w:hAnsi="Calibri" w:cs="Calibri"/>
+          <w:color w:val="000000" w:themeColor="text1"/>
+          <w:sz w:val="20"/>
+          <w:szCs w:val="20"/>
+        </w:rPr>
+        <w:t>Unix</w:t>
+      </w:r>
+      <w:r>
+        <w:rPr>
+          <w:rFonts w:ascii="Calibri" w:hAnsi="Calibri" w:cs="Calibri"/>
+          <w:color w:val="000000" w:themeColor="text1"/>
+          <w:sz w:val="20"/>
+          <w:szCs w:val="20"/>
+        </w:rPr>
+        <w:t xml:space="preserve"> (Kali, Ubuntu, RHEL), z/OS,</w:t>
+      </w:r>
+      <w:r>
+        <w:rPr>
+          <w:rFonts w:ascii="Calibri" w:hAnsi="Calibri" w:cs="Calibri"/>
+          <w:color w:val="000000" w:themeColor="text1"/>
+          <w:sz w:val="20"/>
+          <w:szCs w:val="20"/>
+        </w:rPr>
+        <w:t xml:space="preserve"> </w:t>
+      </w:r>
+      <w:r>
+        <w:rPr>
+          <w:rFonts w:ascii="Calibri" w:hAnsi="Calibri" w:cs="Calibri"/>
+          <w:color w:val="000000" w:themeColor="text1"/>
+          <w:sz w:val="20"/>
+          <w:szCs w:val="20"/>
+        </w:rPr>
+        <w:t>FreeBSD</w:t>
+      </w:r>
+      <w:r>
+        <w:rPr>
+          <w:rFonts w:ascii="Calibri" w:hAnsi="Calibri" w:cs="Calibri"/>
+          <w:color w:val="000000" w:themeColor="text1"/>
+          <w:sz w:val="20"/>
+          <w:szCs w:val="20"/>
+        </w:rPr>
+        <w:t>, VMware (ESXI, vSphere), Proxmox</w:t>
+      </w:r>
+      <w:r>
+        <w:rPr>
+          <w:rFonts w:ascii="Calibri" w:hAnsi="Calibri" w:cs="Calibri"/>
+          <w:color w:val="000000" w:themeColor="text1"/>
+          <w:sz w:val="20"/>
+          <w:szCs w:val="20"/>
+        </w:rPr>
+        <w:t xml:space="preserve"> | </w:t>
+      </w:r>
+      <w:r>
+        <w:rPr>
+          <w:rFonts w:ascii="Calibri" w:eastAsia="Roboto" w:hAnsi="Calibri" w:cs="Calibri"/>
+          <w:b/>
+          <w:sz w:val="20"/>
+          <w:szCs w:val="20"/>
+        </w:rPr>
+        <w:t>DevOps &amp; Deployment: </w:t>
+      </w:r>
+      <w:r>
+        <w:rPr>
+          <w:rFonts w:ascii="Calibri" w:eastAsia="Roboto" w:hAnsi="Calibri" w:cs="Calibri"/>
+          <w:bCs/>
+          <w:sz w:val="20"/>
+          <w:szCs w:val="20"/>
+        </w:rPr>
+        <w:t xml:space="preserve">Docker, AWS Services (EC2, S3), </w:t>
+      </w:r>
+      <w:r>
+        <w:rPr>
+          <w:rFonts w:ascii="Calibri" w:eastAsia="Roboto" w:hAnsi="Calibri" w:cs="Calibri"/>
+          <w:bCs/>
+          <w:sz w:val="20"/>
+          <w:szCs w:val="20"/>
+        </w:rPr>
+        <w:t>Git,</w:t>
+      </w:r>
+      <w:r>
+        <w:rPr>
+          <w:rFonts w:ascii="Calibri" w:eastAsia="Roboto" w:hAnsi="Calibri" w:cs="Calibri"/>
+          <w:bCs/>
+          <w:sz w:val="20"/>
+          <w:szCs w:val="20"/>
+        </w:rPr>
+        <w:t xml:space="preserve"> </w:t>
+      </w:r>
+      <w:r>
+        <w:rPr>
+          <w:rFonts w:ascii="Calibri" w:hAnsi="Calibri" w:cs="Calibri"/>
+          <w:color w:val="000000" w:themeColor="text1"/>
+          <w:sz w:val="20"/>
+          <w:szCs w:val="20"/>
+        </w:rPr>
+        <w:t xml:space="preserve">CI/CD </w:t>
+      </w:r>
+      <w:r>
+        <w:rPr>
+          <w:rFonts w:ascii="Calibri" w:hAnsi="Calibri" w:cs="Calibri"/>
+          <w:color w:val="000000" w:themeColor="text1"/>
+          <w:sz w:val="20"/>
+          <w:szCs w:val="20"/>
+        </w:rPr>
+        <w:t xml:space="preserve">| </w:t>
+      </w:r>
+      <w:r>
+        <w:rPr>
+          <w:rFonts w:ascii="Calibri" w:hAnsi="Calibri" w:cs="Calibri"/>
+          <w:b/>
+          <w:bCs/>
+          <w:color w:val="000000" w:themeColor="text1"/>
+          <w:sz w:val="20"/>
+          <w:szCs w:val="20"/>
+        </w:rPr>
+        <w:t xml:space="preserve">Virtualization: </w:t>
+      </w:r>
+      <w:r>
+        <w:rPr>
+          <w:rFonts w:ascii="Calibri" w:hAnsi="Calibri" w:cs="Calibri"/>
+          <w:color w:val="000000" w:themeColor="text1"/>
+          <w:sz w:val="20"/>
+          <w:szCs w:val="20"/>
+        </w:rPr>
+        <w:t xml:space="preserve">VMware (vSphere, ESXi, Workstation Pro), Proxmox, GNS3, Cisco Packet Tracer </w:t>
+      </w:r>
+      <w:r>
+        <w:rPr>
+          <w:rFonts w:ascii="Calibri" w:hAnsi="Calibri" w:cs="Calibri"/>
+          <w:b/>
+          <w:bCs/>
+          <w:color w:val="000000" w:themeColor="text1"/>
+          <w:sz w:val="20"/>
+          <w:szCs w:val="20"/>
+        </w:rPr>
+        <w:t>Machine Learning: </w:t>
+      </w:r>
+      <w:r>
+        <w:rPr>
+          <w:rFonts w:ascii="Calibri" w:hAnsi="Calibri" w:cs="Calibri"/>
+          <w:color w:val="000000" w:themeColor="text1"/>
+          <w:sz w:val="20"/>
+          <w:szCs w:val="20"/>
+        </w:rPr>
+        <w:t xml:space="preserve">PyTorch, Scikit-Learn, </w:t>
+      </w:r>
+      <w:r>
+        <w:rPr>
+          <w:rFonts w:ascii="Calibri" w:hAnsi="Calibri" w:cs="Calibri"/>
+          <w:color w:val="000000" w:themeColor="text1"/>
+          <w:sz w:val="20"/>
+          <w:szCs w:val="20"/>
+        </w:rPr>
+        <w:t xml:space="preserve">KNN, </w:t>
+      </w:r>
+      <w:r>
+        <w:rPr>
+          <w:rFonts w:ascii="Calibri" w:hAnsi="Calibri" w:cs="Calibri"/>
+          <w:color w:val="000000" w:themeColor="text1"/>
+          <w:sz w:val="20"/>
+          <w:szCs w:val="20"/>
+        </w:rPr>
+        <w:t>XGBoost</w:t>
+      </w:r>
+      <w:r>
+        <w:rPr>
+          <w:rFonts w:ascii="Calibri" w:hAnsi="Calibri" w:cs="Calibri"/>
+          <w:b/>
+          <w:bCs/>
+          <w:color w:val="000000" w:themeColor="text1"/>
+          <w:sz w:val="20"/>
+          <w:szCs w:val="20"/>
+        </w:rPr>
+        <w:t xml:space="preserve">, </w:t>
+      </w:r>
+      <w:r>
+        <w:rPr>
+          <w:rFonts w:ascii="Calibri" w:hAnsi="Calibri" w:cs="Calibri"/>
+          <w:color w:val="000000" w:themeColor="text1"/>
+          <w:sz w:val="20"/>
+          <w:szCs w:val="20"/>
+        </w:rPr>
+        <w:t>Google Collab, Jupyter Notebook</w:t>
+      </w:r>
+      <w:r>
+        <w:rPr>
+          <w:rFonts w:ascii="Calibri" w:hAnsi="Calibri" w:cs="Calibri"/>
+          <w:color w:val="000000" w:themeColor="text1"/>
+          <w:sz w:val="20"/>
+          <w:szCs w:val="20"/>
+        </w:rPr>
+        <w:t xml:space="preserve"> | </w:t>
+      </w:r>
+      <w:r>
+        <w:rPr>
+          <w:rFonts w:ascii="Calibri" w:hAnsi="Calibri" w:cs="Calibri"/>
+          <w:b/>
+          <w:bCs/>
+          <w:color w:val="000000" w:themeColor="text1"/>
+          <w:sz w:val="20"/>
+          <w:szCs w:val="20"/>
+        </w:rPr>
+        <w:t>Data Analysis &amp; Visualization:</w:t>
+      </w:r>
+      <w:r>
+        <w:rPr>
+          <w:rFonts w:ascii="Calibri" w:hAnsi="Calibri" w:cs="Calibri"/>
+          <w:color w:val="000000" w:themeColor="text1"/>
+          <w:sz w:val="20"/>
+          <w:szCs w:val="20"/>
+        </w:rPr>
+        <w:t> Pandas, NumPy, Matplotlib, Seaborn</w:t>
+      </w:r>
+      <w:r>
+        <w:rPr>
+          <w:rFonts w:ascii="Calibri" w:hAnsi="Calibri" w:cs="Calibri"/>
+          <w:color w:val="000000" w:themeColor="text1"/>
+          <w:sz w:val="20"/>
+          <w:szCs w:val="20"/>
+        </w:rPr>
+        <w:t>, eslogger. SpriteTree</w:t>
       </w:r>
     </w:p>
     <w:p>
       <w:pPr>
-        <w:rPr>
-          <w:rFonts w:ascii="Calibri" w:hAnsi="Calibri" w:cs="Calibri"/>
-          <w:sz w:val="20"/>
-          <w:szCs w:val="20"/>
-        </w:rPr>
-      </w:pPr>
-      <w:r>
-        <w:rPr>
-          <w:rFonts w:ascii="Calibri" w:hAnsi="Calibri" w:cs="Calibri"/>
+        <w:pStyle w:val="Heading2"/>
+        <w:pBdr>
+          <w:bottom w:val="single" w:sz="4" w:space="1" w:color="auto"/>
+        </w:pBdr>
+        <w:rPr>
+          <w:rFonts w:ascii="Calibri" w:hAnsi="Calibri" w:cs="Calibri"/>
+          <w:color w:val="000000" w:themeColor="text1"/>
+        </w:rPr>
+      </w:pPr>
+      <w:r>
+        <w:rPr>
+          <w:rFonts w:ascii="Calibri" w:hAnsi="Calibri" w:cs="Calibri"/>
+          <w:color w:val="000000" w:themeColor="text1"/>
+        </w:rPr>
+        <w:t>EXPERIENCE</w:t>
+      </w:r>
+    </w:p>
+    <w:p>
+      <w:pPr>
+        <w:rPr>
+          <w:rFonts w:ascii="Calibri" w:hAnsi="Calibri" w:cs="Calibri"/>
+          <w:color w:val="000000" w:themeColor="text1"/>
+          <w:sz w:val="20"/>
+          <w:szCs w:val="20"/>
+        </w:rPr>
+      </w:pPr>
+      <w:r>
+        <w:rPr>
+          <w:rFonts w:ascii="Calibri" w:hAnsi="Calibri" w:cs="Calibri"/>
+          <w:b/>
+          <w:bCs/>
+          <w:color w:val="000000" w:themeColor="text1"/>
+          <w:sz w:val="20"/>
+          <w:szCs w:val="20"/>
+        </w:rPr>
+        <w:t>Marist IBM Joint Study</w:t>
+      </w:r>
+      <w:r>
+        <w:rPr>
+          <w:rFonts w:ascii="Calibri" w:hAnsi="Calibri" w:cs="Calibri"/>
+          <w:b/>
+          <w:bCs/>
+          <w:color w:val="000000" w:themeColor="text1"/>
+          <w:sz w:val="20"/>
+          <w:szCs w:val="20"/>
+        </w:rPr>
+        <w:t xml:space="preserve"> </w:t>
+      </w:r>
+      <w:r>
+        <w:rPr>
+          <w:rFonts w:ascii="Calibri" w:hAnsi="Calibri" w:cs="Calibri"/>
+          <w:color w:val="000000" w:themeColor="text1"/>
+        </w:rPr>
+        <w:t>·</w:t>
+      </w:r>
+      <w:r>
+        <w:rPr>
+          <w:rFonts w:ascii="Calibri" w:hAnsi="Calibri" w:cs="Calibri"/>
+          <w:color w:val="000000" w:themeColor="text1"/>
+        </w:rPr>
+        <w:t xml:space="preserve"> </w:t>
+      </w:r>
+      <w:r>
+        <w:rPr>
+          <w:rFonts w:ascii="Calibri" w:hAnsi="Calibri" w:cs="Calibri"/>
+          <w:color w:val="000000" w:themeColor="text1"/>
           <w:sz w:val="20"/>
           <w:szCs w:val="20"/>
         </w:rPr>
@@ -313,6 +862,9 @@
       <w:r>
         <w:rPr>
           <w:rFonts w:ascii="Calibri" w:hAnsi="Calibri" w:cs="Calibri"/>
+          <w:b/>
+          <w:bCs/>
+          <w:color w:val="000000" w:themeColor="text1"/>
           <w:sz w:val="20"/>
           <w:szCs w:val="20"/>
         </w:rPr>
@@ -321,6 +873,9 @@
       <w:r>
         <w:rPr>
           <w:rFonts w:ascii="Calibri" w:hAnsi="Calibri" w:cs="Calibri"/>
+          <w:b/>
+          <w:bCs/>
+          <w:color w:val="000000" w:themeColor="text1"/>
           <w:sz w:val="20"/>
           <w:szCs w:val="20"/>
         </w:rPr>
@@ -329,6 +884,9 @@
       <w:r>
         <w:rPr>
           <w:rFonts w:ascii="Calibri" w:hAnsi="Calibri" w:cs="Calibri"/>
+          <w:b/>
+          <w:bCs/>
+          <w:color w:val="000000" w:themeColor="text1"/>
           <w:sz w:val="20"/>
           <w:szCs w:val="20"/>
         </w:rPr>
@@ -337,6 +895,9 @@
       <w:r>
         <w:rPr>
           <w:rFonts w:ascii="Calibri" w:hAnsi="Calibri" w:cs="Calibri"/>
+          <w:b/>
+          <w:bCs/>
+          <w:color w:val="000000" w:themeColor="text1"/>
           <w:sz w:val="20"/>
           <w:szCs w:val="20"/>
         </w:rPr>
@@ -345,6 +906,9 @@
       <w:r>
         <w:rPr>
           <w:rFonts w:ascii="Calibri" w:hAnsi="Calibri" w:cs="Calibri"/>
+          <w:b/>
+          <w:bCs/>
+          <w:color w:val="000000" w:themeColor="text1"/>
           <w:sz w:val="20"/>
           <w:szCs w:val="20"/>
         </w:rPr>
@@ -353,6 +917,9 @@
       <w:r>
         <w:rPr>
           <w:rFonts w:ascii="Calibri" w:hAnsi="Calibri" w:cs="Calibri"/>
+          <w:b/>
+          <w:bCs/>
+          <w:color w:val="000000" w:themeColor="text1"/>
           <w:sz w:val="20"/>
           <w:szCs w:val="20"/>
         </w:rPr>
@@ -361,35 +928,67 @@
       <w:r>
         <w:rPr>
           <w:rFonts w:ascii="Calibri" w:hAnsi="Calibri" w:cs="Calibri"/>
-          <w:sz w:val="20"/>
-          <w:szCs w:val="20"/>
-        </w:rPr>
-        <w:tab/>
-      </w:r>
-      <w:r>
-        <w:rPr>
-          <w:rFonts w:ascii="Calibri" w:hAnsi="Calibri" w:cs="Calibri"/>
-          <w:sz w:val="20"/>
-          <w:szCs w:val="20"/>
-        </w:rPr>
-        <w:tab/>
-        <w:t xml:space="preserve">                  </w:t>
-      </w:r>
-      <w:r>
-        <w:rPr>
-          <w:rFonts w:ascii="Calibri" w:hAnsi="Calibri" w:cs="Calibri"/>
-          <w:sz w:val="20"/>
-          <w:szCs w:val="20"/>
-        </w:rPr>
-        <w:t xml:space="preserve">                                       </w:t>
-      </w:r>
-      <w:r>
-        <w:rPr>
-          <w:rFonts w:ascii="Calibri" w:hAnsi="Calibri" w:cs="Calibri"/>
-          <w:sz w:val="20"/>
-          <w:szCs w:val="20"/>
-        </w:rPr>
-        <w:t>August 2024 – Present</w:t>
+          <w:b/>
+          <w:bCs/>
+          <w:color w:val="000000" w:themeColor="text1"/>
+          <w:sz w:val="20"/>
+          <w:szCs w:val="20"/>
+        </w:rPr>
+        <w:t xml:space="preserve"> Poughkeepsie</w:t>
+      </w:r>
+      <w:r>
+        <w:rPr>
+          <w:rFonts w:ascii="Calibri" w:hAnsi="Calibri" w:cs="Calibri"/>
+          <w:b/>
+          <w:bCs/>
+          <w:color w:val="000000" w:themeColor="text1"/>
+          <w:sz w:val="20"/>
+          <w:szCs w:val="20"/>
+        </w:rPr>
+        <w:t>, N</w:t>
+      </w:r>
+      <w:r>
+        <w:rPr>
+          <w:rFonts w:ascii="Calibri" w:hAnsi="Calibri" w:cs="Calibri"/>
+          <w:b/>
+          <w:bCs/>
+          <w:color w:val="000000" w:themeColor="text1"/>
+          <w:sz w:val="20"/>
+          <w:szCs w:val="20"/>
+        </w:rPr>
+        <w:t xml:space="preserve">Y </w:t>
+      </w:r>
+      <w:r>
+        <w:rPr>
+          <w:rFonts w:ascii="Calibri" w:hAnsi="Calibri" w:cs="Calibri"/>
+          <w:color w:val="000000" w:themeColor="text1"/>
+        </w:rPr>
+        <w:t>·</w:t>
+      </w:r>
+      <w:r>
+        <w:rPr>
+          <w:rFonts w:ascii="Calibri" w:hAnsi="Calibri" w:cs="Calibri"/>
+          <w:color w:val="000000" w:themeColor="text1"/>
+        </w:rPr>
+        <w:t xml:space="preserve"> </w:t>
+      </w:r>
+      <w:r>
+        <w:rPr>
+          <w:rFonts w:ascii="Calibri" w:hAnsi="Calibri" w:cs="Calibri"/>
+          <w:color w:val="000000" w:themeColor="text1"/>
+          <w:sz w:val="20"/>
+          <w:szCs w:val="20"/>
+        </w:rPr>
+        <w:t xml:space="preserve">August 2024 – </w:t>
+      </w:r>
+      <w:r>
+        <w:rPr>
+          <w:rFonts w:ascii="Calibri" w:hAnsi="Calibri" w:cs="Calibri"/>
+          <w:color w:val="000000" w:themeColor="text1"/>
+          <w:sz w:val="20"/>
+          <w:szCs w:val="20"/>
+        </w:rPr>
+        <w:t>May 2025</w:t>
       </w:r>
     </w:p>
     <w:p>
@@ -397,21 +996,23 @@
         <w:pStyle w:val="ListParagraph"/>
         <w:numPr>
           <w:ilvl w:val="0"/>
-          <w:numId w:val="3"/>
+          <w:numId w:val="10"/>
         </w:numPr>
         <w:rPr>
           <w:rFonts w:ascii="Calibri" w:hAnsi="Calibri" w:cs="Calibri"/>
-          <w:sz w:val="20"/>
-          <w:szCs w:val="20"/>
-        </w:rPr>
-      </w:pPr>
-      <w:r>
-        <w:rPr>
-          <w:rFonts w:ascii="Calibri" w:hAnsi="Calibri" w:cs="Calibri"/>
-          <w:sz w:val="20"/>
-          <w:szCs w:val="20"/>
-        </w:rPr>
-        <w:t>One of six Marist College students chosen for an elite program, partnering with IBM academic research (8% overall acceptance rate).</w:t>
+          <w:color w:val="000000" w:themeColor="text1"/>
+          <w:sz w:val="20"/>
+          <w:szCs w:val="20"/>
+        </w:rPr>
+      </w:pPr>
+      <w:r>
+        <w:rPr>
+          <w:rFonts w:ascii="Calibri" w:hAnsi="Calibri" w:cs="Calibri"/>
+          <w:color w:val="000000" w:themeColor="text1"/>
+          <w:sz w:val="20"/>
+          <w:szCs w:val="20"/>
+        </w:rPr>
+        <w:t xml:space="preserve">Maintained Linux environments provided to students and faculty from the HPC cluster and from IBM servers. </w:t>
       </w:r>
     </w:p>
     <w:p>
@@ -419,21 +1020,59 @@
         <w:pStyle w:val="ListParagraph"/>
         <w:numPr>
           <w:ilvl w:val="0"/>
-          <w:numId w:val="3"/>
+          <w:numId w:val="10"/>
         </w:numPr>
         <w:rPr>
           <w:rFonts w:ascii="Calibri" w:hAnsi="Calibri" w:cs="Calibri"/>
-          <w:sz w:val="20"/>
-          <w:szCs w:val="20"/>
-        </w:rPr>
-      </w:pPr>
-      <w:r>
-        <w:rPr>
-          <w:rFonts w:ascii="Calibri" w:hAnsi="Calibri" w:cs="Calibri"/>
-          <w:sz w:val="20"/>
-          <w:szCs w:val="20"/>
-        </w:rPr>
-        <w:t xml:space="preserve">Manages the Enterprise Computing Research Lab (ECRL) data center consisting of ten racks of IBM, Lenovo, Cisco, and Juniper switches, routers, and servers. </w:t>
+          <w:color w:val="000000" w:themeColor="text1"/>
+          <w:sz w:val="20"/>
+          <w:szCs w:val="20"/>
+        </w:rPr>
+      </w:pPr>
+      <w:r>
+        <w:rPr>
+          <w:rFonts w:ascii="Calibri" w:hAnsi="Calibri" w:cs="Calibri"/>
+          <w:color w:val="000000" w:themeColor="text1"/>
+          <w:sz w:val="20"/>
+          <w:szCs w:val="20"/>
+        </w:rPr>
+        <w:t>Responded rapidly to recurring system outages caused by misconfigurations on a professor’s research server</w:t>
+      </w:r>
+      <w:r>
+        <w:rPr>
+          <w:rFonts w:ascii="Calibri" w:hAnsi="Calibri" w:cs="Calibri"/>
+          <w:color w:val="000000" w:themeColor="text1"/>
+          <w:sz w:val="20"/>
+          <w:szCs w:val="20"/>
+        </w:rPr>
+        <w:t xml:space="preserve"> and errors within the SAN</w:t>
+      </w:r>
+      <w:r>
+        <w:rPr>
+          <w:rFonts w:ascii="Calibri" w:hAnsi="Calibri" w:cs="Calibri"/>
+          <w:color w:val="000000" w:themeColor="text1"/>
+          <w:sz w:val="20"/>
+          <w:szCs w:val="20"/>
+        </w:rPr>
+        <w:t xml:space="preserve">, diagnosing root causes and restoring services with minimal </w:t>
+      </w:r>
+      <w:r>
+        <w:rPr>
+          <w:rFonts w:ascii="Calibri" w:hAnsi="Calibri" w:cs="Calibri"/>
+          <w:color w:val="000000" w:themeColor="text1"/>
+          <w:sz w:val="20"/>
+          <w:szCs w:val="20"/>
+        </w:rPr>
+        <w:t>downtime.</w:t>
+      </w:r>
+      <w:r>
+        <w:rPr>
+          <w:rFonts w:ascii="Calibri" w:hAnsi="Calibri" w:cs="Calibri"/>
+          <w:color w:val="000000" w:themeColor="text1"/>
+          <w:sz w:val="20"/>
+          <w:szCs w:val="20"/>
+        </w:rPr>
+        <w:t xml:space="preserve"> </w:t>
       </w:r>
     </w:p>
     <w:p>
@@ -441,21 +1080,23 @@
         <w:pStyle w:val="ListParagraph"/>
         <w:numPr>
           <w:ilvl w:val="0"/>
-          <w:numId w:val="3"/>
+          <w:numId w:val="10"/>
         </w:numPr>
         <w:rPr>
           <w:rFonts w:ascii="Calibri" w:hAnsi="Calibri" w:cs="Calibri"/>
-          <w:sz w:val="20"/>
-          <w:szCs w:val="20"/>
-        </w:rPr>
-      </w:pPr>
-      <w:r>
-        <w:rPr>
-          <w:rFonts w:ascii="Calibri" w:hAnsi="Calibri" w:cs="Calibri"/>
-          <w:sz w:val="20"/>
-          <w:szCs w:val="20"/>
-        </w:rPr>
-        <w:t xml:space="preserve">Assists Capstone students with their projects which include installing, configuring, and maintaining Ubuntu, RHEL, and Windows servers. </w:t>
+          <w:color w:val="000000" w:themeColor="text1"/>
+          <w:sz w:val="20"/>
+          <w:szCs w:val="20"/>
+        </w:rPr>
+      </w:pPr>
+      <w:r>
+        <w:rPr>
+          <w:rFonts w:ascii="Calibri" w:hAnsi="Calibri" w:cs="Calibri"/>
+          <w:color w:val="000000" w:themeColor="text1"/>
+          <w:sz w:val="20"/>
+          <w:szCs w:val="20"/>
+        </w:rPr>
+        <w:t>Configured RDP servers for users to access Linux and Windows environments remotely and issued secure remote sign-ins.</w:t>
       </w:r>
     </w:p>
     <w:p>
@@ -464,25 +1105,73 @@
           <w:rFonts w:ascii="Calibri" w:hAnsi="Calibri" w:cs="Calibri"/>
           <w:b/>
           <w:bCs/>
-          <w:sz w:val="20"/>
-          <w:szCs w:val="20"/>
-        </w:rPr>
-      </w:pPr>
-      <w:r>
-        <w:rPr>
-          <w:rFonts w:ascii="Calibri" w:hAnsi="Calibri" w:cs="Calibri"/>
-          <w:b/>
-          <w:bCs/>
-          <w:sz w:val="20"/>
-          <w:szCs w:val="20"/>
-        </w:rPr>
-        <w:t xml:space="preserve">Marist College CS/IS/Information Technology </w:t>
-      </w:r>
-      <w:r>
-        <w:rPr>
-          <w:rFonts w:ascii="Calibri" w:hAnsi="Calibri" w:cs="Calibri"/>
-          <w:b/>
-          <w:bCs/>
+          <w:color w:val="000000" w:themeColor="text1"/>
+          <w:sz w:val="20"/>
+          <w:szCs w:val="20"/>
+        </w:rPr>
+      </w:pPr>
+      <w:r>
+        <w:rPr>
+          <w:rFonts w:ascii="Calibri" w:hAnsi="Calibri" w:cs="Calibri"/>
+          <w:b/>
+          <w:bCs/>
+          <w:color w:val="000000" w:themeColor="text1"/>
+          <w:sz w:val="20"/>
+          <w:szCs w:val="20"/>
+        </w:rPr>
+        <w:t>Marist College CS/IS/Information Technology</w:t>
+      </w:r>
+      <w:r>
+        <w:rPr>
+          <w:rFonts w:ascii="Calibri" w:hAnsi="Calibri" w:cs="Calibri"/>
+          <w:b/>
+          <w:bCs/>
+          <w:color w:val="000000" w:themeColor="text1"/>
+          <w:sz w:val="20"/>
+          <w:szCs w:val="20"/>
+        </w:rPr>
+        <w:t xml:space="preserve"> </w:t>
+      </w:r>
+      <w:r>
+        <w:rPr>
+          <w:rFonts w:ascii="Calibri" w:hAnsi="Calibri" w:cs="Calibri"/>
+          <w:color w:val="000000" w:themeColor="text1"/>
+        </w:rPr>
+        <w:t>·</w:t>
+      </w:r>
+      <w:r>
+        <w:rPr>
+          <w:rFonts w:ascii="Calibri" w:hAnsi="Calibri" w:cs="Calibri"/>
+          <w:color w:val="000000" w:themeColor="text1"/>
+        </w:rPr>
+        <w:t xml:space="preserve"> </w:t>
+      </w:r>
+      <w:r>
+        <w:rPr>
+          <w:rFonts w:ascii="Calibri" w:hAnsi="Calibri" w:cs="Calibri"/>
+          <w:color w:val="000000" w:themeColor="text1"/>
+          <w:sz w:val="20"/>
+          <w:szCs w:val="20"/>
+        </w:rPr>
+        <w:t>Networking Lab Assistant</w:t>
+      </w:r>
+      <w:r>
+        <w:rPr>
+          <w:rFonts w:ascii="Calibri" w:hAnsi="Calibri" w:cs="Calibri"/>
+          <w:b/>
+          <w:bCs/>
+          <w:color w:val="000000" w:themeColor="text1"/>
+          <w:sz w:val="20"/>
+          <w:szCs w:val="20"/>
+        </w:rPr>
+        <w:t xml:space="preserve"> </w:t>
+      </w:r>
+      <w:r>
+        <w:rPr>
+          <w:rFonts w:ascii="Calibri" w:hAnsi="Calibri" w:cs="Calibri"/>
+          <w:b/>
+          <w:bCs/>
+          <w:color w:val="000000" w:themeColor="text1"/>
           <w:sz w:val="20"/>
           <w:szCs w:val="20"/>
         </w:rPr>
@@ -493,6 +1182,7 @@
           <w:rFonts w:ascii="Calibri" w:hAnsi="Calibri" w:cs="Calibri"/>
           <w:b/>
           <w:bCs/>
+          <w:color w:val="000000" w:themeColor="text1"/>
           <w:sz w:val="20"/>
           <w:szCs w:val="20"/>
         </w:rPr>
@@ -503,6 +1193,7 @@
           <w:rFonts w:ascii="Calibri" w:hAnsi="Calibri" w:cs="Calibri"/>
           <w:b/>
           <w:bCs/>
+          <w:color w:val="000000" w:themeColor="text1"/>
           <w:sz w:val="20"/>
           <w:szCs w:val="20"/>
         </w:rPr>
@@ -513,145 +1204,52 @@
           <w:rFonts w:ascii="Calibri" w:hAnsi="Calibri" w:cs="Calibri"/>
           <w:b/>
           <w:bCs/>
-          <w:sz w:val="20"/>
-          <w:szCs w:val="20"/>
-        </w:rPr>
-        <w:tab/>
-      </w:r>
-      <w:r>
-        <w:rPr>
-          <w:rFonts w:ascii="Calibri" w:hAnsi="Calibri" w:cs="Calibri"/>
-          <w:b/>
-          <w:bCs/>
-          <w:sz w:val="20"/>
-          <w:szCs w:val="20"/>
-        </w:rPr>
-        <w:tab/>
-      </w:r>
-      <w:r>
-        <w:rPr>
-          <w:rFonts w:ascii="Calibri" w:hAnsi="Calibri" w:cs="Calibri"/>
-          <w:b/>
-          <w:bCs/>
-          <w:sz w:val="20"/>
-          <w:szCs w:val="20"/>
-        </w:rPr>
-        <w:tab/>
-        <w:t xml:space="preserve">            </w:t>
-      </w:r>
-      <w:r>
-        <w:rPr>
-          <w:rFonts w:ascii="Calibri" w:hAnsi="Calibri" w:cs="Calibri"/>
-          <w:b/>
-          <w:bCs/>
-          <w:sz w:val="20"/>
-          <w:szCs w:val="20"/>
-        </w:rPr>
-        <w:t xml:space="preserve">                                     </w:t>
-      </w:r>
-      <w:r>
-        <w:rPr>
-          <w:rFonts w:ascii="Calibri" w:hAnsi="Calibri" w:cs="Calibri"/>
-          <w:b/>
-          <w:bCs/>
+          <w:color w:val="000000" w:themeColor="text1"/>
+          <w:sz w:val="20"/>
+          <w:szCs w:val="20"/>
+        </w:rPr>
+        <w:t xml:space="preserve">     </w:t>
+      </w:r>
+      <w:r>
+        <w:rPr>
+          <w:rFonts w:ascii="Calibri" w:hAnsi="Calibri" w:cs="Calibri"/>
+          <w:b/>
+          <w:bCs/>
+          <w:color w:val="000000" w:themeColor="text1"/>
           <w:sz w:val="20"/>
           <w:szCs w:val="20"/>
         </w:rPr>
         <w:t>Poughkeepsie, NY</w:t>
       </w:r>
-    </w:p>
-    <w:p>
-      <w:pPr>
-        <w:rPr>
-          <w:rFonts w:ascii="Calibri" w:hAnsi="Calibri" w:cs="Calibri"/>
-          <w:sz w:val="20"/>
-          <w:szCs w:val="20"/>
-        </w:rPr>
-      </w:pPr>
-      <w:r>
-        <w:rPr>
-          <w:rFonts w:ascii="Calibri" w:hAnsi="Calibri" w:cs="Calibri"/>
-          <w:sz w:val="20"/>
-          <w:szCs w:val="20"/>
-        </w:rPr>
-        <w:t>Networking Lab Assistant</w:t>
-      </w:r>
-      <w:r>
-        <w:rPr>
-          <w:rFonts w:ascii="Calibri" w:hAnsi="Calibri" w:cs="Calibri"/>
-          <w:sz w:val="20"/>
-          <w:szCs w:val="20"/>
-        </w:rPr>
-        <w:tab/>
-      </w:r>
-      <w:r>
-        <w:rPr>
-          <w:rFonts w:ascii="Calibri" w:hAnsi="Calibri" w:cs="Calibri"/>
-          <w:sz w:val="20"/>
-          <w:szCs w:val="20"/>
-        </w:rPr>
-        <w:tab/>
-      </w:r>
-      <w:r>
-        <w:rPr>
-          <w:rFonts w:ascii="Calibri" w:hAnsi="Calibri" w:cs="Calibri"/>
-          <w:sz w:val="20"/>
-          <w:szCs w:val="20"/>
-        </w:rPr>
-        <w:tab/>
-      </w:r>
-      <w:r>
-        <w:rPr>
-          <w:rFonts w:ascii="Calibri" w:hAnsi="Calibri" w:cs="Calibri"/>
-          <w:sz w:val="20"/>
-          <w:szCs w:val="20"/>
-        </w:rPr>
-        <w:tab/>
-      </w:r>
-      <w:r>
-        <w:rPr>
-          <w:rFonts w:ascii="Calibri" w:hAnsi="Calibri" w:cs="Calibri"/>
-          <w:sz w:val="20"/>
-          <w:szCs w:val="20"/>
-        </w:rPr>
-        <w:tab/>
-      </w:r>
-      <w:r>
-        <w:rPr>
-          <w:rFonts w:ascii="Calibri" w:hAnsi="Calibri" w:cs="Calibri"/>
-          <w:sz w:val="20"/>
-          <w:szCs w:val="20"/>
-        </w:rPr>
-        <w:tab/>
-      </w:r>
-      <w:r>
-        <w:rPr>
-          <w:rFonts w:ascii="Calibri" w:hAnsi="Calibri" w:cs="Calibri"/>
-          <w:sz w:val="20"/>
-          <w:szCs w:val="20"/>
-        </w:rPr>
-        <w:tab/>
-      </w:r>
-      <w:r>
-        <w:rPr>
-          <w:rFonts w:ascii="Calibri" w:hAnsi="Calibri" w:cs="Calibri"/>
-          <w:sz w:val="20"/>
-          <w:szCs w:val="20"/>
-        </w:rPr>
-        <w:tab/>
-        <w:t xml:space="preserve">                 </w:t>
-      </w:r>
-      <w:r>
-        <w:rPr>
-          <w:rFonts w:ascii="Calibri" w:hAnsi="Calibri" w:cs="Calibri"/>
-          <w:sz w:val="20"/>
-          <w:szCs w:val="20"/>
-        </w:rPr>
-        <w:t xml:space="preserve">                                        </w:t>
-      </w:r>
-      <w:r>
-        <w:rPr>
-          <w:rFonts w:ascii="Calibri" w:hAnsi="Calibri" w:cs="Calibri"/>
+      <w:r>
+        <w:rPr>
+          <w:rFonts w:ascii="Calibri" w:hAnsi="Calibri" w:cs="Calibri"/>
+          <w:b/>
+          <w:bCs/>
+          <w:color w:val="000000" w:themeColor="text1"/>
+          <w:sz w:val="20"/>
+          <w:szCs w:val="20"/>
+        </w:rPr>
+        <w:t xml:space="preserve"> </w:t>
+      </w:r>
+      <w:r>
+        <w:rPr>
+          <w:rFonts w:ascii="Calibri" w:hAnsi="Calibri" w:cs="Calibri"/>
+          <w:color w:val="000000" w:themeColor="text1"/>
+        </w:rPr>
+        <w:t>·</w:t>
+      </w:r>
+      <w:r>
+        <w:rPr>
+          <w:rFonts w:ascii="Calibri" w:hAnsi="Calibri" w:cs="Calibri"/>
+          <w:color w:val="000000" w:themeColor="text1"/>
+        </w:rPr>
+        <w:t xml:space="preserve"> </w:t>
+      </w:r>
+      <w:r>
+        <w:rPr>
+          <w:rFonts w:ascii="Calibri" w:hAnsi="Calibri" w:cs="Calibri"/>
+          <w:color w:val="000000" w:themeColor="text1"/>
           <w:sz w:val="20"/>
           <w:szCs w:val="20"/>
         </w:rPr>
@@ -667,13 +1265,15 @@
         </w:numPr>
         <w:rPr>
           <w:rFonts w:ascii="Calibri" w:hAnsi="Calibri" w:cs="Calibri"/>
-          <w:sz w:val="20"/>
-          <w:szCs w:val="20"/>
-        </w:rPr>
-      </w:pPr>
-      <w:r>
-        <w:rPr>
-          <w:rFonts w:ascii="Calibri" w:hAnsi="Calibri" w:cs="Calibri"/>
+          <w:color w:val="000000" w:themeColor="text1"/>
+          <w:sz w:val="20"/>
+          <w:szCs w:val="20"/>
+        </w:rPr>
+      </w:pPr>
+      <w:r>
+        <w:rPr>
+          <w:rFonts w:ascii="Calibri" w:hAnsi="Calibri" w:cs="Calibri"/>
+          <w:color w:val="000000" w:themeColor="text1"/>
           <w:sz w:val="20"/>
           <w:szCs w:val="20"/>
         </w:rPr>
@@ -689,17 +1289,37 @@
         </w:numPr>
         <w:rPr>
           <w:rFonts w:ascii="Calibri" w:hAnsi="Calibri" w:cs="Calibri"/>
-          <w:sz w:val="20"/>
-          <w:szCs w:val="20"/>
-        </w:rPr>
-      </w:pPr>
-      <w:r>
-        <w:rPr>
-          <w:rFonts w:ascii="Calibri" w:hAnsi="Calibri" w:cs="Calibri"/>
-          <w:sz w:val="20"/>
-          <w:szCs w:val="20"/>
-        </w:rPr>
-        <w:t>Organized and restructured other equipment stored on the 8 racks in the lab.</w:t>
+          <w:color w:val="000000" w:themeColor="text1"/>
+          <w:sz w:val="20"/>
+          <w:szCs w:val="20"/>
+        </w:rPr>
+      </w:pPr>
+      <w:r>
+        <w:rPr>
+          <w:rFonts w:ascii="Calibri" w:hAnsi="Calibri" w:cs="Calibri"/>
+          <w:color w:val="000000" w:themeColor="text1"/>
+          <w:sz w:val="20"/>
+          <w:szCs w:val="20"/>
+        </w:rPr>
+        <w:t xml:space="preserve">Organized and restructured </w:t>
+      </w:r>
+      <w:r>
+        <w:rPr>
+          <w:rFonts w:ascii="Calibri" w:hAnsi="Calibri" w:cs="Calibri"/>
+          <w:color w:val="000000" w:themeColor="text1"/>
+          <w:sz w:val="20"/>
+          <w:szCs w:val="20"/>
+        </w:rPr>
+        <w:t xml:space="preserve">Firewalls, switches, routers, and servers </w:t>
+      </w:r>
+      <w:r>
+        <w:rPr>
+          <w:rFonts w:ascii="Calibri" w:hAnsi="Calibri" w:cs="Calibri"/>
+          <w:color w:val="000000" w:themeColor="text1"/>
+          <w:sz w:val="20"/>
+          <w:szCs w:val="20"/>
+        </w:rPr>
+        <w:t>stored on the 8 racks in the lab.</w:t>
       </w:r>
     </w:p>
     <w:p>
@@ -711,140 +1331,201 @@
         </w:numPr>
         <w:rPr>
           <w:rFonts w:ascii="Calibri" w:hAnsi="Calibri" w:cs="Calibri"/>
-          <w:sz w:val="20"/>
-          <w:szCs w:val="20"/>
-        </w:rPr>
-      </w:pPr>
-      <w:r>
-        <w:rPr>
-          <w:rFonts w:ascii="Calibri" w:hAnsi="Calibri" w:cs="Calibri"/>
-          <w:sz w:val="20"/>
-          <w:szCs w:val="20"/>
-        </w:rPr>
-        <w:t>Tutored students about hardware, network protocols and other information that is taught and utilized in the class Internetworking.</w:t>
+          <w:color w:val="000000" w:themeColor="text1"/>
+          <w:sz w:val="20"/>
+          <w:szCs w:val="20"/>
+        </w:rPr>
+      </w:pPr>
+      <w:r>
+        <w:rPr>
+          <w:rFonts w:ascii="Calibri" w:hAnsi="Calibri" w:cs="Calibri"/>
+          <w:color w:val="000000" w:themeColor="text1"/>
+          <w:sz w:val="20"/>
+          <w:szCs w:val="20"/>
+        </w:rPr>
+        <w:t>Tutored students about</w:t>
+      </w:r>
+      <w:r>
+        <w:rPr>
+          <w:rFonts w:ascii="Calibri" w:hAnsi="Calibri" w:cs="Calibri"/>
+          <w:color w:val="000000" w:themeColor="text1"/>
+          <w:sz w:val="20"/>
+          <w:szCs w:val="20"/>
+        </w:rPr>
+        <w:t xml:space="preserve"> </w:t>
+      </w:r>
+      <w:r>
+        <w:rPr>
+          <w:rFonts w:ascii="Calibri" w:hAnsi="Calibri" w:cs="Calibri"/>
+          <w:color w:val="000000" w:themeColor="text1"/>
+          <w:sz w:val="20"/>
+          <w:szCs w:val="20"/>
+        </w:rPr>
+        <w:t>network protocols</w:t>
+      </w:r>
+      <w:r>
+        <w:rPr>
+          <w:rFonts w:ascii="Calibri" w:hAnsi="Calibri" w:cs="Calibri"/>
+          <w:color w:val="000000" w:themeColor="text1"/>
+          <w:sz w:val="20"/>
+          <w:szCs w:val="20"/>
+        </w:rPr>
+        <w:t xml:space="preserve"> used within Layer 2 and </w:t>
+      </w:r>
+      <w:r>
+        <w:rPr>
+          <w:rFonts w:ascii="Calibri" w:hAnsi="Calibri" w:cs="Calibri"/>
+          <w:color w:val="000000" w:themeColor="text1"/>
+          <w:sz w:val="20"/>
+          <w:szCs w:val="20"/>
+        </w:rPr>
+        <w:t>L</w:t>
+      </w:r>
+      <w:r>
+        <w:rPr>
+          <w:rFonts w:ascii="Calibri" w:hAnsi="Calibri" w:cs="Calibri"/>
+          <w:color w:val="000000" w:themeColor="text1"/>
+          <w:sz w:val="20"/>
+          <w:szCs w:val="20"/>
+        </w:rPr>
+        <w:t>ayer 3 networking</w:t>
+      </w:r>
+      <w:r>
+        <w:rPr>
+          <w:rFonts w:ascii="Calibri" w:hAnsi="Calibri" w:cs="Calibri"/>
+          <w:color w:val="000000" w:themeColor="text1"/>
+          <w:sz w:val="20"/>
+          <w:szCs w:val="20"/>
+        </w:rPr>
+        <w:t xml:space="preserve"> </w:t>
+      </w:r>
+      <w:r>
+        <w:rPr>
+          <w:rFonts w:ascii="Calibri" w:hAnsi="Calibri" w:cs="Calibri"/>
+          <w:color w:val="000000" w:themeColor="text1"/>
+          <w:sz w:val="20"/>
+          <w:szCs w:val="20"/>
+        </w:rPr>
+        <w:t>(VLANS, TCP</w:t>
+      </w:r>
+      <w:r>
+        <w:rPr>
+          <w:rFonts w:ascii="Calibri" w:hAnsi="Calibri" w:cs="Calibri"/>
+          <w:color w:val="000000" w:themeColor="text1"/>
+          <w:sz w:val="20"/>
+          <w:szCs w:val="20"/>
+        </w:rPr>
+        <w:t>/IP</w:t>
+      </w:r>
+      <w:r>
+        <w:rPr>
+          <w:rFonts w:ascii="Calibri" w:hAnsi="Calibri" w:cs="Calibri"/>
+          <w:color w:val="000000" w:themeColor="text1"/>
+          <w:sz w:val="20"/>
+          <w:szCs w:val="20"/>
+        </w:rPr>
+        <w:t xml:space="preserve">, </w:t>
+      </w:r>
+      <w:r>
+        <w:rPr>
+          <w:rFonts w:ascii="Calibri" w:hAnsi="Calibri" w:cs="Calibri"/>
+          <w:color w:val="000000" w:themeColor="text1"/>
+          <w:sz w:val="20"/>
+          <w:szCs w:val="20"/>
+        </w:rPr>
+        <w:t xml:space="preserve">STP, </w:t>
+      </w:r>
+      <w:r>
+        <w:rPr>
+          <w:rFonts w:ascii="Calibri" w:hAnsi="Calibri" w:cs="Calibri"/>
+          <w:color w:val="000000" w:themeColor="text1"/>
+          <w:sz w:val="20"/>
+          <w:szCs w:val="20"/>
+        </w:rPr>
+        <w:t>OSPF, Static Routing)</w:t>
+      </w:r>
+      <w:r>
+        <w:rPr>
+          <w:rFonts w:ascii="Calibri" w:hAnsi="Calibri" w:cs="Calibri"/>
+          <w:color w:val="000000" w:themeColor="text1"/>
+          <w:sz w:val="20"/>
+          <w:szCs w:val="20"/>
+        </w:rPr>
+        <w:t>.</w:t>
       </w:r>
     </w:p>
     <w:p>
       <w:pPr>
         <w:rPr>
           <w:rFonts w:ascii="Calibri" w:hAnsi="Calibri" w:cs="Calibri"/>
-          <w:b/>
-          <w:bCs/>
-          <w:sz w:val="20"/>
-          <w:szCs w:val="20"/>
-        </w:rPr>
-      </w:pPr>
-      <w:r>
-        <w:rPr>
-          <w:rFonts w:ascii="Calibri" w:hAnsi="Calibri" w:cs="Calibri"/>
-          <w:b/>
-          <w:bCs/>
-          <w:sz w:val="20"/>
-          <w:szCs w:val="20"/>
-        </w:rPr>
-        <w:t>Marist College Summer Research Fellowship</w:t>
-      </w:r>
-      <w:r>
-        <w:rPr>
-          <w:rFonts w:ascii="Calibri" w:hAnsi="Calibri" w:cs="Calibri"/>
-          <w:b/>
-          <w:bCs/>
-          <w:sz w:val="20"/>
-          <w:szCs w:val="20"/>
-        </w:rPr>
-        <w:tab/>
-      </w:r>
-      <w:r>
-        <w:rPr>
-          <w:rFonts w:ascii="Calibri" w:hAnsi="Calibri" w:cs="Calibri"/>
-          <w:b/>
-          <w:bCs/>
-          <w:sz w:val="20"/>
-          <w:szCs w:val="20"/>
-        </w:rPr>
-        <w:tab/>
-      </w:r>
-      <w:r>
-        <w:rPr>
-          <w:rFonts w:ascii="Calibri" w:hAnsi="Calibri" w:cs="Calibri"/>
-          <w:b/>
-          <w:bCs/>
-          <w:sz w:val="20"/>
-          <w:szCs w:val="20"/>
-        </w:rPr>
-        <w:tab/>
-      </w:r>
-      <w:r>
-        <w:rPr>
-          <w:rFonts w:ascii="Calibri" w:hAnsi="Calibri" w:cs="Calibri"/>
-          <w:b/>
-          <w:bCs/>
-          <w:sz w:val="20"/>
-          <w:szCs w:val="20"/>
-        </w:rPr>
-        <w:tab/>
-      </w:r>
-      <w:r>
-        <w:rPr>
-          <w:rFonts w:ascii="Calibri" w:hAnsi="Calibri" w:cs="Calibri"/>
-          <w:b/>
-          <w:bCs/>
-          <w:sz w:val="20"/>
-          <w:szCs w:val="20"/>
-        </w:rPr>
-        <w:tab/>
-      </w:r>
-      <w:r>
-        <w:rPr>
-          <w:rFonts w:ascii="Calibri" w:hAnsi="Calibri" w:cs="Calibri"/>
-          <w:b/>
-          <w:bCs/>
-          <w:sz w:val="20"/>
-          <w:szCs w:val="20"/>
-        </w:rPr>
-        <w:tab/>
-        <w:t xml:space="preserve">            </w:t>
-      </w:r>
-      <w:r>
-        <w:rPr>
-          <w:rFonts w:ascii="Calibri" w:hAnsi="Calibri" w:cs="Calibri"/>
-          <w:b/>
-          <w:bCs/>
-          <w:sz w:val="20"/>
-          <w:szCs w:val="20"/>
-        </w:rPr>
-        <w:t xml:space="preserve">                                     </w:t>
-      </w:r>
-      <w:r>
-        <w:rPr>
-          <w:rFonts w:ascii="Calibri" w:hAnsi="Calibri" w:cs="Calibri"/>
-          <w:b/>
-          <w:bCs/>
-          <w:sz w:val="20"/>
-          <w:szCs w:val="20"/>
-        </w:rPr>
-        <w:t>Poughkeepsie, NY</w:t>
-      </w:r>
+          <w:color w:val="000000" w:themeColor="text1"/>
+          <w:sz w:val="10"/>
+          <w:szCs w:val="10"/>
+        </w:rPr>
+      </w:pPr>
     </w:p>
     <w:p>
       <w:pPr>
         <w:rPr>
           <w:rFonts w:ascii="Calibri" w:hAnsi="Calibri" w:cs="Calibri"/>
-          <w:sz w:val="20"/>
-          <w:szCs w:val="20"/>
-        </w:rPr>
-      </w:pPr>
-      <w:r>
-        <w:rPr>
-          <w:rFonts w:ascii="Calibri" w:hAnsi="Calibri" w:cs="Calibri"/>
-          <w:sz w:val="20"/>
-          <w:szCs w:val="20"/>
-        </w:rPr>
-        <w:t xml:space="preserve">Low Energy Bluetooth Researcher </w:t>
-      </w:r>
-      <w:r>
-        <w:rPr>
-          <w:rFonts w:ascii="Calibri" w:hAnsi="Calibri" w:cs="Calibri"/>
+          <w:b/>
+          <w:bCs/>
+          <w:color w:val="000000" w:themeColor="text1"/>
+          <w:sz w:val="20"/>
+          <w:szCs w:val="20"/>
+        </w:rPr>
+      </w:pPr>
+      <w:r>
+        <w:rPr>
+          <w:rFonts w:ascii="Calibri" w:hAnsi="Calibri" w:cs="Calibri"/>
+          <w:b/>
+          <w:bCs/>
+          <w:color w:val="000000" w:themeColor="text1"/>
+          <w:sz w:val="20"/>
+          <w:szCs w:val="20"/>
+        </w:rPr>
+        <w:t>Marist College Summer Research Fellowship</w:t>
+      </w:r>
+      <w:r>
+        <w:rPr>
+          <w:rFonts w:ascii="Calibri" w:hAnsi="Calibri" w:cs="Calibri"/>
+          <w:b/>
+          <w:bCs/>
+          <w:color w:val="000000" w:themeColor="text1"/>
+          <w:sz w:val="20"/>
+          <w:szCs w:val="20"/>
+        </w:rPr>
+        <w:t xml:space="preserve"> </w:t>
+      </w:r>
+      <w:r>
+        <w:rPr>
+          <w:rFonts w:ascii="Calibri" w:hAnsi="Calibri" w:cs="Calibri"/>
+          <w:color w:val="000000" w:themeColor="text1"/>
+        </w:rPr>
+        <w:t>·</w:t>
+      </w:r>
+      <w:r>
+        <w:rPr>
+          <w:rFonts w:ascii="Calibri" w:hAnsi="Calibri" w:cs="Calibri"/>
+          <w:color w:val="000000" w:themeColor="text1"/>
+        </w:rPr>
+        <w:t xml:space="preserve"> </w:t>
+      </w:r>
+      <w:r>
+        <w:rPr>
+          <w:rFonts w:ascii="Calibri" w:hAnsi="Calibri" w:cs="Calibri"/>
+          <w:color w:val="000000" w:themeColor="text1"/>
+          <w:sz w:val="20"/>
+          <w:szCs w:val="20"/>
+        </w:rPr>
+        <w:t>Low Energy Bluetooth Researcher</w:t>
+      </w:r>
+      <w:r>
+        <w:rPr>
+          <w:rFonts w:ascii="Calibri" w:hAnsi="Calibri" w:cs="Calibri"/>
+          <w:b/>
+          <w:bCs/>
+          <w:color w:val="000000" w:themeColor="text1"/>
           <w:sz w:val="20"/>
           <w:szCs w:val="20"/>
         </w:rPr>
@@ -853,71 +1534,54 @@
       <w:r>
         <w:rPr>
           <w:rFonts w:ascii="Calibri" w:hAnsi="Calibri" w:cs="Calibri"/>
-          <w:sz w:val="20"/>
-          <w:szCs w:val="20"/>
-        </w:rPr>
-        <w:tab/>
-      </w:r>
-      <w:r>
-        <w:rPr>
-          <w:rFonts w:ascii="Calibri" w:hAnsi="Calibri" w:cs="Calibri"/>
-          <w:sz w:val="20"/>
-          <w:szCs w:val="20"/>
-        </w:rPr>
-        <w:tab/>
-      </w:r>
-      <w:r>
-        <w:rPr>
-          <w:rFonts w:ascii="Calibri" w:hAnsi="Calibri" w:cs="Calibri"/>
-          <w:sz w:val="20"/>
-          <w:szCs w:val="20"/>
-        </w:rPr>
-        <w:tab/>
-      </w:r>
-      <w:r>
-        <w:rPr>
-          <w:rFonts w:ascii="Calibri" w:hAnsi="Calibri" w:cs="Calibri"/>
-          <w:sz w:val="20"/>
-          <w:szCs w:val="20"/>
-        </w:rPr>
-        <w:tab/>
-      </w:r>
-      <w:r>
-        <w:rPr>
-          <w:rFonts w:ascii="Calibri" w:hAnsi="Calibri" w:cs="Calibri"/>
-          <w:sz w:val="20"/>
-          <w:szCs w:val="20"/>
-        </w:rPr>
-        <w:tab/>
-      </w:r>
-      <w:r>
-        <w:rPr>
-          <w:rFonts w:ascii="Calibri" w:hAnsi="Calibri" w:cs="Calibri"/>
-          <w:sz w:val="20"/>
-          <w:szCs w:val="20"/>
-        </w:rPr>
-        <w:tab/>
-      </w:r>
-      <w:r>
-        <w:rPr>
-          <w:rFonts w:ascii="Calibri" w:hAnsi="Calibri" w:cs="Calibri"/>
-          <w:sz w:val="20"/>
-          <w:szCs w:val="20"/>
-        </w:rPr>
-        <w:tab/>
-        <w:t xml:space="preserve">  </w:t>
-      </w:r>
-      <w:r>
-        <w:rPr>
-          <w:rFonts w:ascii="Calibri" w:hAnsi="Calibri" w:cs="Calibri"/>
-          <w:sz w:val="20"/>
-          <w:szCs w:val="20"/>
-        </w:rPr>
-        <w:t xml:space="preserve">                                     </w:t>
-      </w:r>
-      <w:r>
-        <w:rPr>
-          <w:rFonts w:ascii="Calibri" w:hAnsi="Calibri" w:cs="Calibri"/>
+          <w:b/>
+          <w:bCs/>
+          <w:color w:val="000000" w:themeColor="text1"/>
+          <w:sz w:val="20"/>
+          <w:szCs w:val="20"/>
+        </w:rPr>
+        <w:t xml:space="preserve">                    </w:t>
+      </w:r>
+      <w:r>
+        <w:rPr>
+          <w:rFonts w:ascii="Calibri" w:hAnsi="Calibri" w:cs="Calibri"/>
+          <w:b/>
+          <w:bCs/>
+          <w:color w:val="000000" w:themeColor="text1"/>
+          <w:sz w:val="20"/>
+          <w:szCs w:val="20"/>
+        </w:rPr>
+        <w:t>Poughkeepsie, NY</w:t>
+      </w:r>
+      <w:r>
+        <w:rPr>
+          <w:rFonts w:ascii="Calibri" w:hAnsi="Calibri" w:cs="Calibri"/>
+          <w:b/>
+          <w:bCs/>
+          <w:color w:val="000000" w:themeColor="text1"/>
+          <w:sz w:val="20"/>
+          <w:szCs w:val="20"/>
+        </w:rPr>
+        <w:t xml:space="preserve"> </w:t>
+      </w:r>
+      <w:r>
+        <w:rPr>
+          <w:rFonts w:ascii="Calibri" w:hAnsi="Calibri" w:cs="Calibri"/>
+          <w:color w:val="000000" w:themeColor="text1"/>
+        </w:rPr>
+        <w:t>·</w:t>
+      </w:r>
+      <w:r>
+        <w:rPr>
+          <w:rFonts w:ascii="Calibri" w:hAnsi="Calibri" w:cs="Calibri"/>
+          <w:color w:val="000000" w:themeColor="text1"/>
+        </w:rPr>
+        <w:t xml:space="preserve"> </w:t>
+      </w:r>
+      <w:r>
+        <w:rPr>
+          <w:rFonts w:ascii="Calibri" w:hAnsi="Calibri" w:cs="Calibri"/>
+          <w:color w:val="000000" w:themeColor="text1"/>
           <w:sz w:val="20"/>
           <w:szCs w:val="20"/>
         </w:rPr>
@@ -933,17 +1597,109 @@
         </w:numPr>
         <w:rPr>
           <w:rFonts w:ascii="Calibri" w:hAnsi="Calibri" w:cs="Calibri"/>
-          <w:sz w:val="20"/>
-          <w:szCs w:val="20"/>
-        </w:rPr>
-      </w:pPr>
-      <w:r>
-        <w:rPr>
-          <w:rFonts w:ascii="Calibri" w:hAnsi="Calibri" w:cs="Calibri"/>
-          <w:sz w:val="20"/>
-          <w:szCs w:val="20"/>
-        </w:rPr>
-        <w:t>Created a stable and isolated testing environment to research Low Energy Bluetooth (BLE).</w:t>
+          <w:color w:val="000000" w:themeColor="text1"/>
+          <w:sz w:val="20"/>
+          <w:szCs w:val="20"/>
+        </w:rPr>
+      </w:pPr>
+      <w:r>
+        <w:rPr>
+          <w:rFonts w:ascii="Calibri" w:hAnsi="Calibri" w:cs="Calibri"/>
+          <w:color w:val="000000" w:themeColor="text1"/>
+          <w:sz w:val="20"/>
+          <w:szCs w:val="20"/>
+        </w:rPr>
+        <w:t xml:space="preserve">Captured and </w:t>
+      </w:r>
+      <w:r>
+        <w:rPr>
+          <w:rFonts w:ascii="Calibri" w:hAnsi="Calibri" w:cs="Calibri"/>
+          <w:color w:val="000000" w:themeColor="text1"/>
+          <w:sz w:val="20"/>
+          <w:szCs w:val="20"/>
+        </w:rPr>
+        <w:t>studied</w:t>
+      </w:r>
+      <w:r>
+        <w:rPr>
+          <w:rFonts w:ascii="Calibri" w:hAnsi="Calibri" w:cs="Calibri"/>
+          <w:color w:val="000000" w:themeColor="text1"/>
+          <w:sz w:val="20"/>
+          <w:szCs w:val="20"/>
+        </w:rPr>
+        <w:t xml:space="preserve"> 20 </w:t>
+      </w:r>
+      <w:r>
+        <w:rPr>
+          <w:rFonts w:ascii="Calibri" w:hAnsi="Calibri" w:cs="Calibri"/>
+          <w:color w:val="000000" w:themeColor="text1"/>
+          <w:sz w:val="20"/>
+          <w:szCs w:val="20"/>
+        </w:rPr>
+        <w:t>PCAP files</w:t>
+      </w:r>
+      <w:r>
+        <w:rPr>
+          <w:rFonts w:ascii="Calibri" w:hAnsi="Calibri" w:cs="Calibri"/>
+          <w:color w:val="000000" w:themeColor="text1"/>
+          <w:sz w:val="20"/>
+          <w:szCs w:val="20"/>
+        </w:rPr>
+        <w:t xml:space="preserve"> using Wireshark, </w:t>
+      </w:r>
+      <w:r>
+        <w:rPr>
+          <w:rFonts w:ascii="Calibri" w:hAnsi="Calibri" w:cs="Calibri"/>
+          <w:color w:val="000000" w:themeColor="text1"/>
+          <w:sz w:val="20"/>
+          <w:szCs w:val="20"/>
+        </w:rPr>
+        <w:t xml:space="preserve">to </w:t>
+      </w:r>
+      <w:r>
+        <w:rPr>
+          <w:rFonts w:ascii="Calibri" w:hAnsi="Calibri" w:cs="Calibri"/>
+          <w:color w:val="000000" w:themeColor="text1"/>
+          <w:sz w:val="20"/>
+          <w:szCs w:val="20"/>
+        </w:rPr>
+        <w:t>examin</w:t>
+      </w:r>
+      <w:r>
+        <w:rPr>
+          <w:rFonts w:ascii="Calibri" w:hAnsi="Calibri" w:cs="Calibri"/>
+          <w:color w:val="000000" w:themeColor="text1"/>
+          <w:sz w:val="20"/>
+          <w:szCs w:val="20"/>
+        </w:rPr>
+        <w:t>e</w:t>
+      </w:r>
+      <w:r>
+        <w:rPr>
+          <w:rFonts w:ascii="Calibri" w:hAnsi="Calibri" w:cs="Calibri"/>
+          <w:color w:val="000000" w:themeColor="text1"/>
+          <w:sz w:val="20"/>
+          <w:szCs w:val="20"/>
+        </w:rPr>
+        <w:t xml:space="preserve"> RF signal characteristics and protocol behavior</w:t>
+      </w:r>
+      <w:r>
+        <w:rPr>
+          <w:rFonts w:ascii="Calibri" w:hAnsi="Calibri" w:cs="Calibri"/>
+          <w:color w:val="000000" w:themeColor="text1"/>
+          <w:sz w:val="20"/>
+          <w:szCs w:val="20"/>
+        </w:rPr>
+        <w:t xml:space="preserve"> within </w:t>
+      </w:r>
+      <w:r>
+        <w:rPr>
+          <w:rFonts w:ascii="Calibri" w:hAnsi="Calibri" w:cs="Calibri"/>
+          <w:color w:val="000000" w:themeColor="text1"/>
+          <w:sz w:val="20"/>
+          <w:szCs w:val="20"/>
+        </w:rPr>
+        <w:t>BLE.</w:t>
       </w:r>
     </w:p>
     <w:p>
@@ -955,17 +1711,28 @@
         </w:numPr>
         <w:rPr>
           <w:rFonts w:ascii="Calibri" w:hAnsi="Calibri" w:cs="Calibri"/>
-          <w:sz w:val="20"/>
-          <w:szCs w:val="20"/>
-        </w:rPr>
-      </w:pPr>
-      <w:r>
-        <w:rPr>
-          <w:rFonts w:ascii="Calibri" w:hAnsi="Calibri" w:cs="Calibri"/>
-          <w:sz w:val="20"/>
-          <w:szCs w:val="20"/>
-        </w:rPr>
-        <w:t>Used Wireshark to collect over 20 data captures on advertising packets produced by BLE devices.</w:t>
+          <w:color w:val="000000" w:themeColor="text1"/>
+          <w:sz w:val="20"/>
+          <w:szCs w:val="20"/>
+        </w:rPr>
+      </w:pPr>
+      <w:r>
+        <w:rPr>
+          <w:rFonts w:ascii="Calibri" w:hAnsi="Calibri" w:cs="Calibri"/>
+          <w:color w:val="000000" w:themeColor="text1"/>
+          <w:sz w:val="20"/>
+          <w:szCs w:val="20"/>
+        </w:rPr>
+        <w:t xml:space="preserve">Conducted in-depth analysis of BLE communication protocols, identifying vulnerabilities in device pairing and data exchange processes relevant to </w:t>
+      </w:r>
+      <w:r>
+        <w:rPr>
+          <w:rFonts w:ascii="Calibri" w:hAnsi="Calibri" w:cs="Calibri"/>
+          <w:color w:val="000000" w:themeColor="text1"/>
+          <w:sz w:val="20"/>
+          <w:szCs w:val="20"/>
+        </w:rPr>
+        <w:t xml:space="preserve">attacks that may occur in a public setting. </w:t>
       </w:r>
     </w:p>
     <w:p>
@@ -977,27 +1744,59 @@
         </w:numPr>
         <w:rPr>
           <w:rFonts w:ascii="Calibri" w:hAnsi="Calibri" w:cs="Calibri"/>
-          <w:sz w:val="20"/>
-          <w:szCs w:val="20"/>
-        </w:rPr>
-      </w:pPr>
-      <w:r>
-        <w:rPr>
-          <w:rFonts w:ascii="Calibri" w:hAnsi="Calibri" w:cs="Calibri"/>
-          <w:sz w:val="20"/>
-          <w:szCs w:val="20"/>
-        </w:rPr>
-        <w:t xml:space="preserve">Designed a step-by-step process that allows BLE devices to be fingerprinted and tracked through the MAC randomization protocol. Presented findings at </w:t>
-      </w:r>
-      <w:r>
-        <w:rPr>
-          <w:rFonts w:ascii="Calibri" w:hAnsi="Calibri" w:cs="Calibri"/>
-          <w:b/>
-          <w:bCs/>
-          <w:sz w:val="20"/>
-          <w:szCs w:val="20"/>
-        </w:rPr>
-        <w:t>CURSCA 2024 &amp; 2024 Hudson Valley Cyber Summit.</w:t>
+          <w:color w:val="000000" w:themeColor="text1"/>
+          <w:sz w:val="20"/>
+          <w:szCs w:val="20"/>
+        </w:rPr>
+      </w:pPr>
+      <w:r>
+        <w:rPr>
+          <w:rFonts w:ascii="Calibri" w:hAnsi="Calibri" w:cs="Calibri"/>
+          <w:color w:val="000000" w:themeColor="text1"/>
+          <w:sz w:val="20"/>
+          <w:szCs w:val="20"/>
+        </w:rPr>
+        <w:t>Engineered a process to defeat BLE MAC address randomization, highlighting significant privacy vulnerabilities in consumer BLE devices and informing security posture improvements</w:t>
+      </w:r>
+      <w:r>
+        <w:rPr>
+          <w:rFonts w:ascii="Calibri" w:hAnsi="Calibri" w:cs="Calibri"/>
+          <w:color w:val="000000" w:themeColor="text1"/>
+          <w:sz w:val="20"/>
+          <w:szCs w:val="20"/>
+        </w:rPr>
+        <w:t xml:space="preserve">. Presented findings at </w:t>
+      </w:r>
+      <w:r>
+        <w:rPr>
+          <w:rFonts w:ascii="Calibri" w:hAnsi="Calibri" w:cs="Calibri"/>
+          <w:b/>
+          <w:bCs/>
+          <w:color w:val="000000" w:themeColor="text1"/>
+          <w:sz w:val="20"/>
+          <w:szCs w:val="20"/>
+        </w:rPr>
+        <w:t xml:space="preserve">CURSCA 2024 </w:t>
+      </w:r>
+      <w:r>
+        <w:rPr>
+          <w:rFonts w:ascii="Calibri" w:hAnsi="Calibri" w:cs="Calibri"/>
+          <w:color w:val="000000" w:themeColor="text1"/>
+          <w:sz w:val="20"/>
+          <w:szCs w:val="20"/>
+        </w:rPr>
+        <w:t xml:space="preserve">&amp; </w:t>
+      </w:r>
+      <w:r>
+        <w:rPr>
+          <w:rFonts w:ascii="Calibri" w:hAnsi="Calibri" w:cs="Calibri"/>
+          <w:b/>
+          <w:bCs/>
+          <w:color w:val="000000" w:themeColor="text1"/>
+          <w:sz w:val="20"/>
+          <w:szCs w:val="20"/>
+        </w:rPr>
+        <w:t>2024 Hudson Valley Cyber Summit.</w:t>
       </w:r>
     </w:p>
     <w:p>
@@ -1008,11 +1807,13 @@
         </w:pBdr>
         <w:rPr>
           <w:rFonts w:ascii="Calibri" w:hAnsi="Calibri" w:cs="Calibri"/>
-        </w:rPr>
-      </w:pPr>
-      <w:r>
-        <w:rPr>
-          <w:rFonts w:ascii="Calibri" w:hAnsi="Calibri" w:cs="Calibri"/>
+          <w:color w:val="000000" w:themeColor="text1"/>
+        </w:rPr>
+      </w:pPr>
+      <w:r>
+        <w:rPr>
+          <w:rFonts w:ascii="Calibri" w:hAnsi="Calibri" w:cs="Calibri"/>
+          <w:color w:val="000000" w:themeColor="text1"/>
         </w:rPr>
         <w:t>PROJECTS</w:t>
       </w:r>
@@ -1023,15 +1824,17 @@
           <w:rFonts w:ascii="Calibri" w:hAnsi="Calibri" w:cs="Calibri"/>
           <w:b/>
           <w:bCs/>
-          <w:sz w:val="20"/>
-          <w:szCs w:val="20"/>
-        </w:rPr>
-      </w:pPr>
-      <w:r>
-        <w:rPr>
-          <w:rFonts w:ascii="Calibri" w:hAnsi="Calibri" w:cs="Calibri"/>
-          <w:b/>
-          <w:bCs/>
+          <w:color w:val="000000" w:themeColor="text1"/>
+          <w:sz w:val="20"/>
+          <w:szCs w:val="20"/>
+        </w:rPr>
+      </w:pPr>
+      <w:r>
+        <w:rPr>
+          <w:rFonts w:ascii="Calibri" w:hAnsi="Calibri" w:cs="Calibri"/>
+          <w:b/>
+          <w:bCs/>
+          <w:color w:val="000000" w:themeColor="text1"/>
           <w:sz w:val="20"/>
           <w:szCs w:val="20"/>
         </w:rPr>
@@ -1042,6 +1845,7 @@
           <w:rFonts w:ascii="Calibri" w:hAnsi="Calibri" w:cs="Calibri"/>
           <w:b/>
           <w:bCs/>
+          <w:color w:val="000000" w:themeColor="text1"/>
           <w:sz w:val="20"/>
           <w:szCs w:val="20"/>
         </w:rPr>
@@ -1050,83 +1854,61 @@
       <w:r>
         <w:rPr>
           <w:rFonts w:ascii="Calibri" w:hAnsi="Calibri" w:cs="Calibri"/>
-          <w:b/>
-          <w:bCs/>
-          <w:sz w:val="20"/>
-          <w:szCs w:val="20"/>
-        </w:rPr>
-        <w:tab/>
-      </w:r>
-      <w:r>
-        <w:rPr>
-          <w:rFonts w:ascii="Calibri" w:hAnsi="Calibri" w:cs="Calibri"/>
-          <w:b/>
-          <w:bCs/>
-          <w:sz w:val="20"/>
-          <w:szCs w:val="20"/>
-        </w:rPr>
-        <w:tab/>
-      </w:r>
-      <w:r>
-        <w:rPr>
-          <w:rFonts w:ascii="Calibri" w:hAnsi="Calibri" w:cs="Calibri"/>
-          <w:b/>
-          <w:bCs/>
-          <w:sz w:val="20"/>
-          <w:szCs w:val="20"/>
-        </w:rPr>
-        <w:tab/>
-      </w:r>
-      <w:r>
-        <w:rPr>
-          <w:rFonts w:ascii="Calibri" w:hAnsi="Calibri" w:cs="Calibri"/>
-          <w:b/>
-          <w:bCs/>
-          <w:sz w:val="20"/>
-          <w:szCs w:val="20"/>
-        </w:rPr>
-        <w:t xml:space="preserve">            </w:t>
-      </w:r>
-      <w:r>
-        <w:rPr>
-          <w:rFonts w:ascii="Calibri" w:hAnsi="Calibri" w:cs="Calibri"/>
-          <w:b/>
-          <w:bCs/>
-          <w:sz w:val="20"/>
-          <w:szCs w:val="20"/>
-        </w:rPr>
-        <w:t xml:space="preserve">                                                     </w:t>
-      </w:r>
-      <w:r>
-        <w:rPr>
-          <w:rFonts w:ascii="Calibri" w:hAnsi="Calibri" w:cs="Calibri"/>
-          <w:b/>
-          <w:bCs/>
+          <w:color w:val="000000" w:themeColor="text1"/>
+        </w:rPr>
+        <w:t>·</w:t>
+      </w:r>
+      <w:r>
+        <w:rPr>
+          <w:rFonts w:ascii="Calibri" w:hAnsi="Calibri" w:cs="Calibri"/>
+          <w:color w:val="000000" w:themeColor="text1"/>
+        </w:rPr>
+        <w:t xml:space="preserve"> </w:t>
+      </w:r>
+      <w:r>
+        <w:rPr>
+          <w:rFonts w:ascii="Calibri" w:hAnsi="Calibri" w:cs="Calibri"/>
+          <w:color w:val="000000" w:themeColor="text1"/>
+          <w:sz w:val="20"/>
+          <w:szCs w:val="20"/>
+        </w:rPr>
+        <w:t>Machine Learning Engineer</w:t>
+      </w:r>
+      <w:r>
+        <w:rPr>
+          <w:rFonts w:ascii="Calibri" w:hAnsi="Calibri" w:cs="Calibri"/>
+          <w:color w:val="000000" w:themeColor="text1"/>
+          <w:sz w:val="20"/>
+          <w:szCs w:val="20"/>
+        </w:rPr>
+        <w:t xml:space="preserve">      </w:t>
+      </w:r>
+      <w:r>
+        <w:rPr>
+          <w:rFonts w:ascii="Calibri" w:hAnsi="Calibri" w:cs="Calibri"/>
+          <w:color w:val="000000" w:themeColor="text1"/>
+          <w:sz w:val="20"/>
+          <w:szCs w:val="20"/>
+        </w:rPr>
+        <w:t xml:space="preserve"> </w:t>
+      </w:r>
+      <w:r>
+        <w:rPr>
+          <w:rFonts w:ascii="Calibri" w:hAnsi="Calibri" w:cs="Calibri"/>
+          <w:b/>
+          <w:bCs/>
+          <w:color w:val="000000" w:themeColor="text1"/>
           <w:sz w:val="20"/>
           <w:szCs w:val="20"/>
         </w:rPr>
         <w:t>Poughkeepsie, NY</w:t>
       </w:r>
-    </w:p>
-    <w:p>
-      <w:pPr>
-        <w:rPr>
-          <w:rFonts w:ascii="Calibri" w:hAnsi="Calibri" w:cs="Calibri"/>
-          <w:sz w:val="20"/>
-          <w:szCs w:val="20"/>
-        </w:rPr>
-      </w:pPr>
-      <w:r>
-        <w:rPr>
-          <w:rFonts w:ascii="Calibri" w:hAnsi="Calibri" w:cs="Calibri"/>
-          <w:sz w:val="20"/>
-          <w:szCs w:val="20"/>
-        </w:rPr>
-        <w:t>Machine Learning Engineer</w:t>
-      </w:r>
-      <w:r>
-        <w:rPr>
-          <w:rFonts w:ascii="Calibri" w:hAnsi="Calibri" w:cs="Calibri"/>
+      <w:r>
+        <w:rPr>
+          <w:rFonts w:ascii="Calibri" w:hAnsi="Calibri" w:cs="Calibri"/>
+          <w:b/>
+          <w:bCs/>
+          <w:color w:val="000000" w:themeColor="text1"/>
           <w:sz w:val="20"/>
           <w:szCs w:val="20"/>
         </w:rPr>
@@ -1135,70 +1917,39 @@
       <w:r>
         <w:rPr>
           <w:rFonts w:ascii="Calibri" w:hAnsi="Calibri" w:cs="Calibri"/>
-          <w:sz w:val="20"/>
-          <w:szCs w:val="20"/>
-        </w:rPr>
-        <w:tab/>
-      </w:r>
-      <w:r>
-        <w:rPr>
-          <w:rFonts w:ascii="Calibri" w:hAnsi="Calibri" w:cs="Calibri"/>
-          <w:sz w:val="20"/>
-          <w:szCs w:val="20"/>
-        </w:rPr>
-        <w:tab/>
-      </w:r>
-      <w:r>
-        <w:rPr>
-          <w:rFonts w:ascii="Calibri" w:hAnsi="Calibri" w:cs="Calibri"/>
-          <w:sz w:val="20"/>
-          <w:szCs w:val="20"/>
-        </w:rPr>
-        <w:tab/>
-      </w:r>
-      <w:r>
-        <w:rPr>
-          <w:rFonts w:ascii="Calibri" w:hAnsi="Calibri" w:cs="Calibri"/>
-          <w:sz w:val="20"/>
-          <w:szCs w:val="20"/>
-        </w:rPr>
-        <w:tab/>
-      </w:r>
-      <w:r>
-        <w:rPr>
-          <w:rFonts w:ascii="Calibri" w:hAnsi="Calibri" w:cs="Calibri"/>
-          <w:sz w:val="20"/>
-          <w:szCs w:val="20"/>
-        </w:rPr>
-        <w:tab/>
-      </w:r>
-      <w:r>
-        <w:rPr>
-          <w:rFonts w:ascii="Calibri" w:hAnsi="Calibri" w:cs="Calibri"/>
-          <w:sz w:val="20"/>
-          <w:szCs w:val="20"/>
-        </w:rPr>
-        <w:tab/>
-      </w:r>
-      <w:r>
-        <w:rPr>
-          <w:rFonts w:ascii="Calibri" w:hAnsi="Calibri" w:cs="Calibri"/>
-          <w:sz w:val="20"/>
-          <w:szCs w:val="20"/>
-        </w:rPr>
-        <w:tab/>
-      </w:r>
-      <w:r>
-        <w:rPr>
-          <w:rFonts w:ascii="Calibri" w:hAnsi="Calibri" w:cs="Calibri"/>
-          <w:sz w:val="20"/>
-          <w:szCs w:val="20"/>
-        </w:rPr>
-        <w:tab/>
-      </w:r>
-      <w:r>
-        <w:rPr>
-          <w:rFonts w:ascii="Calibri" w:hAnsi="Calibri" w:cs="Calibri"/>
+          <w:color w:val="000000" w:themeColor="text1"/>
+        </w:rPr>
+        <w:t>·</w:t>
+      </w:r>
+      <w:r>
+        <w:rPr>
+          <w:rFonts w:ascii="Calibri" w:hAnsi="Calibri" w:cs="Calibri"/>
+          <w:color w:val="000000" w:themeColor="text1"/>
+        </w:rPr>
+        <w:t xml:space="preserve"> </w:t>
+      </w:r>
+      <w:r>
+        <w:rPr>
+          <w:rFonts w:ascii="Calibri" w:hAnsi="Calibri" w:cs="Calibri"/>
+          <w:color w:val="000000" w:themeColor="text1"/>
+          <w:sz w:val="20"/>
+          <w:szCs w:val="20"/>
+        </w:rPr>
+        <w:t>Fall 2024</w:t>
+      </w:r>
+      <w:r>
+        <w:rPr>
+          <w:rFonts w:ascii="Calibri" w:hAnsi="Calibri" w:cs="Calibri"/>
+          <w:color w:val="000000" w:themeColor="text1"/>
+          <w:sz w:val="20"/>
+          <w:szCs w:val="20"/>
+        </w:rPr>
+        <w:t xml:space="preserve"> – Spring 2025</w:t>
+      </w:r>
+      <w:r>
+        <w:rPr>
+          <w:rFonts w:ascii="Calibri" w:hAnsi="Calibri" w:cs="Calibri"/>
+          <w:color w:val="000000" w:themeColor="text1"/>
           <w:sz w:val="20"/>
           <w:szCs w:val="20"/>
         </w:rPr>
@@ -1207,18 +1958,11 @@
       <w:r>
         <w:rPr>
           <w:rFonts w:ascii="Calibri" w:hAnsi="Calibri" w:cs="Calibri"/>
+          <w:color w:val="000000" w:themeColor="text1"/>
           <w:sz w:val="20"/>
           <w:szCs w:val="20"/>
         </w:rPr>
         <w:t xml:space="preserve">                        </w:t>
-      </w:r>
-      <w:r>
-        <w:rPr>
-          <w:rFonts w:ascii="Calibri" w:hAnsi="Calibri" w:cs="Calibri"/>
-          <w:sz w:val="20"/>
-          <w:szCs w:val="20"/>
-        </w:rPr>
-        <w:t>Fall 2024</w:t>
       </w:r>
     </w:p>
     <w:p>
@@ -1230,17 +1974,111 @@
         </w:numPr>
         <w:rPr>
           <w:rFonts w:ascii="Calibri" w:hAnsi="Calibri" w:cs="Calibri"/>
-          <w:sz w:val="20"/>
-          <w:szCs w:val="20"/>
-        </w:rPr>
-      </w:pPr>
-      <w:r>
-        <w:rPr>
-          <w:rFonts w:ascii="Calibri" w:hAnsi="Calibri" w:cs="Calibri"/>
-          <w:sz w:val="20"/>
-          <w:szCs w:val="20"/>
-        </w:rPr>
-        <w:t>Conducted research on Trojan viruses affecting Apple computers which could imply persistence on Apple devices.</w:t>
+          <w:color w:val="000000" w:themeColor="text1"/>
+          <w:sz w:val="20"/>
+          <w:szCs w:val="20"/>
+        </w:rPr>
+      </w:pPr>
+      <w:r>
+        <w:rPr>
+          <w:rFonts w:ascii="Calibri" w:hAnsi="Calibri" w:cs="Calibri"/>
+          <w:color w:val="000000" w:themeColor="text1"/>
+          <w:sz w:val="20"/>
+          <w:szCs w:val="20"/>
+        </w:rPr>
+        <w:t>Utilize</w:t>
+      </w:r>
+      <w:r>
+        <w:rPr>
+          <w:rFonts w:ascii="Calibri" w:hAnsi="Calibri" w:cs="Calibri"/>
+          <w:color w:val="000000" w:themeColor="text1"/>
+          <w:sz w:val="20"/>
+          <w:szCs w:val="20"/>
+        </w:rPr>
+        <w:t>d</w:t>
+      </w:r>
+      <w:r>
+        <w:rPr>
+          <w:rFonts w:ascii="Calibri" w:hAnsi="Calibri" w:cs="Calibri"/>
+          <w:color w:val="000000" w:themeColor="text1"/>
+          <w:sz w:val="20"/>
+          <w:szCs w:val="20"/>
+        </w:rPr>
+        <w:t xml:space="preserve"> </w:t>
+      </w:r>
+      <w:r>
+        <w:rPr>
+          <w:rFonts w:ascii="Calibri" w:hAnsi="Calibri" w:cs="Calibri"/>
+          <w:i/>
+          <w:iCs/>
+          <w:color w:val="000000" w:themeColor="text1"/>
+          <w:sz w:val="20"/>
+          <w:szCs w:val="20"/>
+        </w:rPr>
+        <w:t>eslogger</w:t>
+      </w:r>
+      <w:r>
+        <w:rPr>
+          <w:rFonts w:ascii="Calibri" w:hAnsi="Calibri" w:cs="Calibri"/>
+          <w:color w:val="000000" w:themeColor="text1"/>
+          <w:sz w:val="20"/>
+          <w:szCs w:val="20"/>
+        </w:rPr>
+        <w:t xml:space="preserve"> to collect logs generated on </w:t>
+      </w:r>
+      <w:r>
+        <w:rPr>
+          <w:rFonts w:ascii="Calibri" w:hAnsi="Calibri" w:cs="Calibri"/>
+          <w:color w:val="000000" w:themeColor="text1"/>
+          <w:sz w:val="20"/>
+          <w:szCs w:val="20"/>
+        </w:rPr>
+        <w:t xml:space="preserve">an </w:t>
+      </w:r>
+      <w:r>
+        <w:rPr>
+          <w:rFonts w:ascii="Calibri" w:hAnsi="Calibri" w:cs="Calibri"/>
+          <w:color w:val="000000" w:themeColor="text1"/>
+          <w:sz w:val="20"/>
+          <w:szCs w:val="20"/>
+        </w:rPr>
+        <w:t>apple computer</w:t>
+      </w:r>
+      <w:r>
+        <w:rPr>
+          <w:rFonts w:ascii="Calibri" w:hAnsi="Calibri" w:cs="Calibri"/>
+          <w:color w:val="000000" w:themeColor="text1"/>
+          <w:sz w:val="20"/>
+          <w:szCs w:val="20"/>
+        </w:rPr>
+        <w:t xml:space="preserve"> and </w:t>
+      </w:r>
+      <w:r>
+        <w:rPr>
+          <w:rFonts w:ascii="Calibri" w:hAnsi="Calibri" w:cs="Calibri"/>
+          <w:color w:val="000000" w:themeColor="text1"/>
+          <w:sz w:val="20"/>
+          <w:szCs w:val="20"/>
+        </w:rPr>
+        <w:t xml:space="preserve">analyzed </w:t>
+      </w:r>
+      <w:r>
+        <w:rPr>
+          <w:rFonts w:ascii="Calibri" w:hAnsi="Calibri" w:cs="Calibri"/>
+          <w:color w:val="000000" w:themeColor="text1"/>
+          <w:sz w:val="20"/>
+          <w:szCs w:val="20"/>
+        </w:rPr>
+        <w:t>suspicious behavior linked to viruses using SpriteTree</w:t>
+      </w:r>
+      <w:r>
+        <w:rPr>
+          <w:rFonts w:ascii="Calibri" w:hAnsi="Calibri" w:cs="Calibri"/>
+          <w:color w:val="000000" w:themeColor="text1"/>
+          <w:sz w:val="20"/>
+          <w:szCs w:val="20"/>
+        </w:rPr>
+        <w:t>.</w:t>
       </w:r>
     </w:p>
     <w:p>
@@ -1252,150 +2090,228 @@
         </w:numPr>
         <w:rPr>
           <w:rFonts w:ascii="Calibri" w:hAnsi="Calibri" w:cs="Calibri"/>
-          <w:sz w:val="20"/>
-          <w:szCs w:val="20"/>
-        </w:rPr>
-      </w:pPr>
-      <w:r>
-        <w:rPr>
-          <w:rFonts w:ascii="Calibri" w:hAnsi="Calibri" w:cs="Calibri"/>
-          <w:sz w:val="20"/>
-          <w:szCs w:val="20"/>
-        </w:rPr>
-        <w:t xml:space="preserve">Using the K-Nearest-Neighbors algorithm (KNN) and Sci-Kit Learn framework, developed a machine learning model that categorizes whether a Mac computer is running malicious software with a model accuracy of 99.25%. </w:t>
-      </w:r>
-      <w:r>
-        <w:rPr>
-          <w:rFonts w:ascii="Calibri" w:hAnsi="Calibri" w:cs="Calibri"/>
-          <w:b/>
-          <w:bCs/>
-          <w:sz w:val="20"/>
-          <w:szCs w:val="20"/>
-        </w:rPr>
-        <w:t>Nominated for Mid-Hudson IEEE Undergraduate Capstone Project Award.</w:t>
+          <w:color w:val="000000" w:themeColor="text1"/>
+          <w:sz w:val="20"/>
+          <w:szCs w:val="20"/>
+        </w:rPr>
+      </w:pPr>
+      <w:r>
+        <w:rPr>
+          <w:rFonts w:ascii="Calibri" w:hAnsi="Calibri" w:cs="Calibri"/>
+          <w:color w:val="000000" w:themeColor="text1"/>
+          <w:sz w:val="20"/>
+          <w:szCs w:val="20"/>
+        </w:rPr>
+        <w:t>D</w:t>
+      </w:r>
+      <w:r>
+        <w:rPr>
+          <w:rFonts w:ascii="Calibri" w:hAnsi="Calibri" w:cs="Calibri"/>
+          <w:color w:val="000000" w:themeColor="text1"/>
+          <w:sz w:val="20"/>
+          <w:szCs w:val="20"/>
+        </w:rPr>
+        <w:t>eveloped a machine learning model with a detection rate of 72%</w:t>
+      </w:r>
+      <w:r>
+        <w:rPr>
+          <w:rFonts w:ascii="Calibri" w:hAnsi="Calibri" w:cs="Calibri"/>
+          <w:color w:val="000000" w:themeColor="text1"/>
+          <w:sz w:val="20"/>
+          <w:szCs w:val="20"/>
+        </w:rPr>
+        <w:t xml:space="preserve"> using</w:t>
+      </w:r>
+      <w:r>
+        <w:rPr>
+          <w:rFonts w:ascii="Calibri" w:hAnsi="Calibri" w:cs="Calibri"/>
+          <w:color w:val="000000" w:themeColor="text1"/>
+          <w:sz w:val="20"/>
+          <w:szCs w:val="20"/>
+        </w:rPr>
+        <w:t xml:space="preserve"> KNN </w:t>
+      </w:r>
+      <w:r>
+        <w:rPr>
+          <w:rFonts w:ascii="Calibri" w:hAnsi="Calibri" w:cs="Calibri"/>
+          <w:color w:val="000000" w:themeColor="text1"/>
+          <w:sz w:val="20"/>
+          <w:szCs w:val="20"/>
+        </w:rPr>
+        <w:t xml:space="preserve">algorithm </w:t>
+      </w:r>
+      <w:r>
+        <w:rPr>
+          <w:rFonts w:ascii="Calibri" w:hAnsi="Calibri" w:cs="Calibri"/>
+          <w:color w:val="000000" w:themeColor="text1"/>
+          <w:sz w:val="20"/>
+          <w:szCs w:val="20"/>
+        </w:rPr>
+        <w:t>and sci-kit learn library</w:t>
+      </w:r>
+      <w:r>
+        <w:rPr>
+          <w:rFonts w:ascii="Calibri" w:hAnsi="Calibri" w:cs="Calibri"/>
+          <w:color w:val="000000" w:themeColor="text1"/>
+          <w:sz w:val="20"/>
+          <w:szCs w:val="20"/>
+        </w:rPr>
+        <w:t>.</w:t>
       </w:r>
     </w:p>
     <w:p>
       <w:pPr>
-        <w:rPr>
-          <w:rFonts w:ascii="Calibri" w:hAnsi="Calibri" w:cs="Calibri"/>
-          <w:b/>
-          <w:bCs/>
-          <w:sz w:val="20"/>
-          <w:szCs w:val="20"/>
-        </w:rPr>
-      </w:pPr>
-      <w:r>
-        <w:rPr>
-          <w:rFonts w:ascii="Calibri" w:hAnsi="Calibri" w:cs="Calibri"/>
-          <w:b/>
-          <w:bCs/>
-          <w:sz w:val="20"/>
-          <w:szCs w:val="20"/>
-        </w:rPr>
-        <w:t>Ceph Cluster</w:t>
-      </w:r>
-      <w:r>
-        <w:rPr>
-          <w:rFonts w:ascii="Calibri" w:hAnsi="Calibri" w:cs="Calibri"/>
-          <w:b/>
-          <w:bCs/>
-          <w:sz w:val="20"/>
-          <w:szCs w:val="20"/>
-        </w:rPr>
-        <w:tab/>
-      </w:r>
-      <w:r>
-        <w:rPr>
-          <w:rFonts w:ascii="Calibri" w:hAnsi="Calibri" w:cs="Calibri"/>
-          <w:b/>
-          <w:bCs/>
-          <w:sz w:val="20"/>
-          <w:szCs w:val="20"/>
-        </w:rPr>
-        <w:tab/>
-      </w:r>
-      <w:r>
-        <w:rPr>
-          <w:rFonts w:ascii="Calibri" w:hAnsi="Calibri" w:cs="Calibri"/>
-          <w:b/>
-          <w:bCs/>
-          <w:sz w:val="20"/>
-          <w:szCs w:val="20"/>
-        </w:rPr>
-        <w:tab/>
-      </w:r>
-      <w:r>
-        <w:rPr>
-          <w:rFonts w:ascii="Calibri" w:hAnsi="Calibri" w:cs="Calibri"/>
-          <w:b/>
-          <w:bCs/>
-          <w:sz w:val="20"/>
-          <w:szCs w:val="20"/>
-        </w:rPr>
-        <w:tab/>
-      </w:r>
-      <w:r>
-        <w:rPr>
-          <w:rFonts w:ascii="Calibri" w:hAnsi="Calibri" w:cs="Calibri"/>
-          <w:b/>
-          <w:bCs/>
-          <w:sz w:val="20"/>
-          <w:szCs w:val="20"/>
-        </w:rPr>
-        <w:tab/>
-      </w:r>
-      <w:r>
-        <w:rPr>
-          <w:rFonts w:ascii="Calibri" w:hAnsi="Calibri" w:cs="Calibri"/>
-          <w:b/>
-          <w:bCs/>
-          <w:sz w:val="20"/>
-          <w:szCs w:val="20"/>
-        </w:rPr>
-        <w:tab/>
-        <w:t xml:space="preserve">                                                                               </w:t>
-      </w:r>
-      <w:r>
-        <w:rPr>
-          <w:rFonts w:ascii="Calibri" w:hAnsi="Calibri" w:cs="Calibri"/>
-          <w:b/>
-          <w:bCs/>
-          <w:sz w:val="20"/>
-          <w:szCs w:val="20"/>
-        </w:rPr>
-        <w:t xml:space="preserve">                                  </w:t>
-      </w:r>
-      <w:r>
-        <w:rPr>
-          <w:rFonts w:ascii="Calibri" w:hAnsi="Calibri" w:cs="Calibri"/>
-          <w:b/>
-          <w:bCs/>
-          <w:sz w:val="20"/>
-          <w:szCs w:val="20"/>
-        </w:rPr>
-        <w:t xml:space="preserve">Poughkeepsie, NY </w:t>
+        <w:pStyle w:val="ListParagraph"/>
+        <w:numPr>
+          <w:ilvl w:val="0"/>
+          <w:numId w:val="7"/>
+        </w:numPr>
+        <w:rPr>
+          <w:rFonts w:ascii="Calibri" w:hAnsi="Calibri" w:cs="Calibri"/>
+          <w:color w:val="000000" w:themeColor="text1"/>
+          <w:sz w:val="20"/>
+          <w:szCs w:val="20"/>
+        </w:rPr>
+      </w:pPr>
+      <w:r>
+        <w:rPr>
+          <w:rFonts w:ascii="Calibri" w:hAnsi="Calibri" w:cs="Calibri"/>
+          <w:color w:val="000000" w:themeColor="text1"/>
+          <w:sz w:val="20"/>
+          <w:szCs w:val="20"/>
+        </w:rPr>
+        <w:t xml:space="preserve">Optimized model by </w:t>
+      </w:r>
+      <w:r>
+        <w:rPr>
+          <w:rFonts w:ascii="Calibri" w:hAnsi="Calibri" w:cs="Calibri"/>
+          <w:color w:val="000000" w:themeColor="text1"/>
+          <w:sz w:val="20"/>
+          <w:szCs w:val="20"/>
+        </w:rPr>
+        <w:t xml:space="preserve">exploring alternative algorithms such as XGBoost, </w:t>
+      </w:r>
+      <w:r>
+        <w:rPr>
+          <w:rFonts w:ascii="Calibri" w:hAnsi="Calibri" w:cs="Calibri"/>
+          <w:color w:val="000000" w:themeColor="text1"/>
+          <w:sz w:val="20"/>
+          <w:szCs w:val="20"/>
+        </w:rPr>
+        <w:t>increasing the detection rate to 95%</w:t>
+      </w:r>
+      <w:r>
+        <w:rPr>
+          <w:rFonts w:ascii="Calibri" w:hAnsi="Calibri" w:cs="Calibri"/>
+          <w:color w:val="000000" w:themeColor="text1"/>
+          <w:sz w:val="20"/>
+          <w:szCs w:val="20"/>
+        </w:rPr>
+        <w:t>.</w:t>
       </w:r>
     </w:p>
     <w:p>
       <w:pPr>
         <w:rPr>
           <w:rFonts w:ascii="Calibri" w:hAnsi="Calibri" w:cs="Calibri"/>
-          <w:sz w:val="20"/>
-          <w:szCs w:val="20"/>
-        </w:rPr>
-      </w:pPr>
-      <w:r>
-        <w:rPr>
-          <w:rFonts w:ascii="Calibri" w:hAnsi="Calibri" w:cs="Calibri"/>
-          <w:sz w:val="20"/>
-          <w:szCs w:val="20"/>
-        </w:rPr>
-        <w:t xml:space="preserve">Marist - IBM Joint Study Project                  </w:t>
-      </w:r>
-      <w:r>
-        <w:rPr>
-          <w:rFonts w:ascii="Calibri" w:hAnsi="Calibri" w:cs="Calibri"/>
+          <w:b/>
+          <w:bCs/>
+          <w:color w:val="000000" w:themeColor="text1"/>
+          <w:sz w:val="20"/>
+          <w:szCs w:val="20"/>
+        </w:rPr>
+      </w:pPr>
+      <w:r>
+        <w:rPr>
+          <w:rFonts w:ascii="Calibri" w:hAnsi="Calibri" w:cs="Calibri"/>
+          <w:b/>
+          <w:bCs/>
+          <w:color w:val="000000" w:themeColor="text1"/>
+          <w:sz w:val="20"/>
+          <w:szCs w:val="20"/>
+        </w:rPr>
+        <w:t xml:space="preserve">Ceph </w:t>
+      </w:r>
+      <w:r>
+        <w:rPr>
+          <w:rFonts w:ascii="Calibri" w:hAnsi="Calibri" w:cs="Calibri"/>
+          <w:b/>
+          <w:bCs/>
+          <w:color w:val="000000" w:themeColor="text1"/>
+          <w:sz w:val="20"/>
+          <w:szCs w:val="20"/>
+        </w:rPr>
+        <w:t xml:space="preserve">Storage </w:t>
+      </w:r>
+      <w:r>
+        <w:rPr>
+          <w:rFonts w:ascii="Calibri" w:hAnsi="Calibri" w:cs="Calibri"/>
+          <w:b/>
+          <w:bCs/>
+          <w:color w:val="000000" w:themeColor="text1"/>
+          <w:sz w:val="20"/>
+          <w:szCs w:val="20"/>
+        </w:rPr>
+        <w:t>Cluster</w:t>
+      </w:r>
+      <w:r>
+        <w:rPr>
+          <w:rFonts w:ascii="Calibri" w:hAnsi="Calibri" w:cs="Calibri"/>
+          <w:b/>
+          <w:bCs/>
+          <w:color w:val="000000" w:themeColor="text1"/>
+          <w:sz w:val="20"/>
+          <w:szCs w:val="20"/>
+        </w:rPr>
+        <w:t xml:space="preserve"> </w:t>
+      </w:r>
+      <w:r>
+        <w:rPr>
+          <w:rFonts w:ascii="Calibri" w:hAnsi="Calibri" w:cs="Calibri"/>
+          <w:color w:val="000000" w:themeColor="text1"/>
+        </w:rPr>
+        <w:t>·</w:t>
+      </w:r>
+      <w:r>
+        <w:rPr>
+          <w:rFonts w:ascii="Calibri" w:hAnsi="Calibri" w:cs="Calibri"/>
+          <w:color w:val="000000" w:themeColor="text1"/>
+        </w:rPr>
+        <w:t xml:space="preserve"> </w:t>
+      </w:r>
+      <w:r>
+        <w:rPr>
+          <w:rFonts w:ascii="Calibri" w:hAnsi="Calibri" w:cs="Calibri"/>
+          <w:color w:val="000000" w:themeColor="text1"/>
+          <w:sz w:val="20"/>
+          <w:szCs w:val="20"/>
+        </w:rPr>
+        <w:t xml:space="preserve">Marist </w:t>
+      </w:r>
+      <w:r>
+        <w:rPr>
+          <w:rFonts w:ascii="Calibri" w:hAnsi="Calibri" w:cs="Calibri"/>
+          <w:color w:val="000000" w:themeColor="text1"/>
+          <w:sz w:val="20"/>
+          <w:szCs w:val="20"/>
+        </w:rPr>
+        <w:t>I</w:t>
+      </w:r>
+      <w:r>
+        <w:rPr>
+          <w:rFonts w:ascii="Calibri" w:hAnsi="Calibri" w:cs="Calibri"/>
+          <w:color w:val="000000" w:themeColor="text1"/>
+          <w:sz w:val="20"/>
+          <w:szCs w:val="20"/>
+        </w:rPr>
+        <w:t>BM Joint Study Project</w:t>
+      </w:r>
+      <w:r>
+        <w:rPr>
+          <w:rFonts w:ascii="Calibri" w:hAnsi="Calibri" w:cs="Calibri"/>
+          <w:b/>
+          <w:bCs/>
+          <w:color w:val="000000" w:themeColor="text1"/>
           <w:sz w:val="20"/>
           <w:szCs w:val="20"/>
         </w:rPr>
@@ -1404,6 +2320,9 @@
       <w:r>
         <w:rPr>
           <w:rFonts w:ascii="Calibri" w:hAnsi="Calibri" w:cs="Calibri"/>
+          <w:b/>
+          <w:bCs/>
+          <w:color w:val="000000" w:themeColor="text1"/>
           <w:sz w:val="20"/>
           <w:szCs w:val="20"/>
         </w:rPr>
@@ -1412,6 +2331,9 @@
       <w:r>
         <w:rPr>
           <w:rFonts w:ascii="Calibri" w:hAnsi="Calibri" w:cs="Calibri"/>
+          <w:b/>
+          <w:bCs/>
+          <w:color w:val="000000" w:themeColor="text1"/>
           <w:sz w:val="20"/>
           <w:szCs w:val="20"/>
         </w:rPr>
@@ -1420,6 +2342,9 @@
       <w:r>
         <w:rPr>
           <w:rFonts w:ascii="Calibri" w:hAnsi="Calibri" w:cs="Calibri"/>
+          <w:b/>
+          <w:bCs/>
+          <w:color w:val="000000" w:themeColor="text1"/>
           <w:sz w:val="20"/>
           <w:szCs w:val="20"/>
         </w:rPr>
@@ -1428,43 +2353,75 @@
       <w:r>
         <w:rPr>
           <w:rFonts w:ascii="Calibri" w:hAnsi="Calibri" w:cs="Calibri"/>
+          <w:b/>
+          <w:bCs/>
+          <w:color w:val="000000" w:themeColor="text1"/>
           <w:sz w:val="20"/>
           <w:szCs w:val="20"/>
         </w:rPr>
         <w:tab/>
-      </w:r>
-      <w:r>
-        <w:rPr>
-          <w:rFonts w:ascii="Calibri" w:hAnsi="Calibri" w:cs="Calibri"/>
-          <w:sz w:val="20"/>
-          <w:szCs w:val="20"/>
-        </w:rPr>
-        <w:tab/>
-      </w:r>
-      <w:r>
-        <w:rPr>
-          <w:rFonts w:ascii="Calibri" w:hAnsi="Calibri" w:cs="Calibri"/>
-          <w:sz w:val="20"/>
-          <w:szCs w:val="20"/>
-        </w:rPr>
-        <w:tab/>
-        <w:t xml:space="preserve">           </w:t>
-      </w:r>
-      <w:r>
-        <w:rPr>
-          <w:rFonts w:ascii="Calibri" w:hAnsi="Calibri" w:cs="Calibri"/>
-          <w:sz w:val="20"/>
-          <w:szCs w:val="20"/>
-        </w:rPr>
-        <w:t xml:space="preserve">                                      </w:t>
-      </w:r>
-      <w:r>
-        <w:rPr>
-          <w:rFonts w:ascii="Calibri" w:hAnsi="Calibri" w:cs="Calibri"/>
-          <w:sz w:val="20"/>
-          <w:szCs w:val="20"/>
-        </w:rPr>
-        <w:t xml:space="preserve">Fall 2024 - Present </w:t>
+        <w:t xml:space="preserve">     Poughkeepsie, NY </w:t>
+      </w:r>
+      <w:r>
+        <w:rPr>
+          <w:rFonts w:ascii="Calibri" w:hAnsi="Calibri" w:cs="Calibri"/>
+          <w:color w:val="000000" w:themeColor="text1"/>
+        </w:rPr>
+        <w:t>·</w:t>
+      </w:r>
+      <w:r>
+        <w:rPr>
+          <w:rFonts w:ascii="Calibri" w:hAnsi="Calibri" w:cs="Calibri"/>
+          <w:color w:val="000000" w:themeColor="text1"/>
+          <w:sz w:val="20"/>
+          <w:szCs w:val="20"/>
+        </w:rPr>
+        <w:t xml:space="preserve"> </w:t>
+      </w:r>
+      <w:r>
+        <w:rPr>
+          <w:rFonts w:ascii="Calibri" w:hAnsi="Calibri" w:cs="Calibri"/>
+          <w:color w:val="000000" w:themeColor="text1"/>
+          <w:sz w:val="20"/>
+          <w:szCs w:val="20"/>
+        </w:rPr>
+        <w:t xml:space="preserve">Fall 2024 </w:t>
+      </w:r>
+      <w:r>
+        <w:rPr>
+          <w:rFonts w:ascii="Calibri" w:hAnsi="Calibri" w:cs="Calibri"/>
+          <w:color w:val="000000" w:themeColor="text1"/>
+          <w:sz w:val="20"/>
+          <w:szCs w:val="20"/>
+        </w:rPr>
+        <w:t>–</w:t>
+      </w:r>
+      <w:r>
+        <w:rPr>
+          <w:rFonts w:ascii="Calibri" w:hAnsi="Calibri" w:cs="Calibri"/>
+          <w:color w:val="000000" w:themeColor="text1"/>
+          <w:sz w:val="20"/>
+          <w:szCs w:val="20"/>
+        </w:rPr>
+        <w:t xml:space="preserve"> </w:t>
+      </w:r>
+      <w:r>
+        <w:rPr>
+          <w:rFonts w:ascii="Calibri" w:hAnsi="Calibri" w:cs="Calibri"/>
+          <w:color w:val="000000" w:themeColor="text1"/>
+          <w:sz w:val="20"/>
+          <w:szCs w:val="20"/>
+        </w:rPr>
+        <w:t>Spring 2025</w:t>
+      </w:r>
+      <w:r>
+        <w:rPr>
+          <w:rFonts w:ascii="Calibri" w:hAnsi="Calibri" w:cs="Calibri"/>
+          <w:color w:val="000000" w:themeColor="text1"/>
+          <w:sz w:val="20"/>
+          <w:szCs w:val="20"/>
+        </w:rPr>
+        <w:t xml:space="preserve">                 </w:t>
       </w:r>
     </w:p>
     <w:p>
@@ -1478,27 +2435,70 @@
           <w:rFonts w:ascii="Calibri" w:hAnsi="Calibri" w:cs="Calibri"/>
           <w:b/>
           <w:bCs/>
-          <w:sz w:val="20"/>
-          <w:szCs w:val="20"/>
-        </w:rPr>
-      </w:pPr>
-      <w:r>
-        <w:rPr>
-          <w:rFonts w:ascii="Calibri" w:hAnsi="Calibri" w:cs="Calibri"/>
-          <w:sz w:val="20"/>
-          <w:szCs w:val="20"/>
-        </w:rPr>
-        <w:t>Maintaining a Ceph cluster and multiple VM host servers to provide a scalable Platform as a Service (PaaS) solution for Marist faculty, staff, and students</w:t>
-      </w:r>
-      <w:r>
-        <w:rPr>
-          <w:rFonts w:ascii="Calibri" w:hAnsi="Calibri" w:cs="Calibri"/>
-          <w:b/>
-          <w:bCs/>
-          <w:sz w:val="20"/>
-          <w:szCs w:val="20"/>
-        </w:rPr>
-        <w:t xml:space="preserve">. Awarded First Place in the IBM Mid-Hudson Valley Tech Connect Conference 2024. </w:t>
+          <w:color w:val="000000" w:themeColor="text1"/>
+          <w:sz w:val="20"/>
+          <w:szCs w:val="20"/>
+        </w:rPr>
+      </w:pPr>
+      <w:r>
+        <w:rPr>
+          <w:rFonts w:ascii="Calibri" w:hAnsi="Calibri" w:cs="Calibri"/>
+          <w:color w:val="000000" w:themeColor="text1"/>
+          <w:sz w:val="20"/>
+          <w:szCs w:val="20"/>
+        </w:rPr>
+        <w:t>Maintai</w:t>
+      </w:r>
+      <w:r>
+        <w:rPr>
+          <w:rFonts w:ascii="Calibri" w:hAnsi="Calibri" w:cs="Calibri"/>
+          <w:color w:val="000000" w:themeColor="text1"/>
+          <w:sz w:val="20"/>
+          <w:szCs w:val="20"/>
+        </w:rPr>
+        <w:t>ned</w:t>
+      </w:r>
+      <w:r>
+        <w:rPr>
+          <w:rFonts w:ascii="Calibri" w:hAnsi="Calibri" w:cs="Calibri"/>
+          <w:color w:val="000000" w:themeColor="text1"/>
+          <w:sz w:val="20"/>
+          <w:szCs w:val="20"/>
+        </w:rPr>
+        <w:t xml:space="preserve"> a Ceph cluster and multiple VM host servers to provide a scalable Platform as a Service (PaaS) solution for Marist faculty, staff, and students</w:t>
+      </w:r>
+      <w:r>
+        <w:rPr>
+          <w:rFonts w:ascii="Calibri" w:hAnsi="Calibri" w:cs="Calibri"/>
+          <w:b/>
+          <w:bCs/>
+          <w:color w:val="000000" w:themeColor="text1"/>
+          <w:sz w:val="20"/>
+          <w:szCs w:val="20"/>
+        </w:rPr>
+        <w:t xml:space="preserve">. </w:t>
+      </w:r>
+      <w:r>
+        <w:rPr>
+          <w:rFonts w:ascii="Calibri" w:hAnsi="Calibri" w:cs="Calibri"/>
+          <w:b/>
+          <w:bCs/>
+          <w:color w:val="000000" w:themeColor="text1"/>
+          <w:sz w:val="20"/>
+          <w:szCs w:val="20"/>
+        </w:rPr>
+        <w:t>Achieved</w:t>
+      </w:r>
+      <w:r>
+        <w:rPr>
+          <w:rFonts w:ascii="Calibri" w:hAnsi="Calibri" w:cs="Calibri"/>
+          <w:b/>
+          <w:bCs/>
+          <w:color w:val="000000" w:themeColor="text1"/>
+          <w:sz w:val="20"/>
+          <w:szCs w:val="20"/>
+        </w:rPr>
+        <w:t xml:space="preserve"> First Place in the IBM Mid-Hudson Valley Tech Connect Conference 2024. </w:t>
       </w:r>
     </w:p>
     <w:p>
@@ -1510,17 +2510,263 @@
         </w:numPr>
         <w:rPr>
           <w:rFonts w:ascii="Calibri" w:hAnsi="Calibri" w:cs="Calibri"/>
-          <w:sz w:val="20"/>
-          <w:szCs w:val="20"/>
-        </w:rPr>
-      </w:pPr>
-      <w:r>
-        <w:rPr>
-          <w:rFonts w:ascii="Calibri" w:hAnsi="Calibri" w:cs="Calibri"/>
-          <w:sz w:val="20"/>
-          <w:szCs w:val="20"/>
-        </w:rPr>
-        <w:t>Expanding an HPC cluster managed by Slurm, containing over 800 cores and 48 GPUs, optimized for handling AI and computational workloads.</w:t>
+          <w:color w:val="000000" w:themeColor="text1"/>
+          <w:sz w:val="20"/>
+          <w:szCs w:val="20"/>
+        </w:rPr>
+      </w:pPr>
+      <w:r>
+        <w:rPr>
+          <w:rFonts w:ascii="Calibri" w:hAnsi="Calibri" w:cs="Calibri"/>
+          <w:color w:val="000000" w:themeColor="text1"/>
+          <w:sz w:val="20"/>
+          <w:szCs w:val="20"/>
+        </w:rPr>
+        <w:t>Expand</w:t>
+      </w:r>
+      <w:r>
+        <w:rPr>
+          <w:rFonts w:ascii="Calibri" w:hAnsi="Calibri" w:cs="Calibri"/>
+          <w:color w:val="000000" w:themeColor="text1"/>
+          <w:sz w:val="20"/>
+          <w:szCs w:val="20"/>
+        </w:rPr>
+        <w:t>ed</w:t>
+      </w:r>
+      <w:r>
+        <w:rPr>
+          <w:rFonts w:ascii="Calibri" w:hAnsi="Calibri" w:cs="Calibri"/>
+          <w:color w:val="000000" w:themeColor="text1"/>
+          <w:sz w:val="20"/>
+          <w:szCs w:val="20"/>
+        </w:rPr>
+        <w:t xml:space="preserve"> an HPC cluster managed by Slurm, containing over 800 cores and 48 GPUs, optimized for handling AI and computational workloads.</w:t>
+      </w:r>
+    </w:p>
+    <w:p>
+      <w:pPr>
+        <w:rPr>
+          <w:rFonts w:ascii="Calibri" w:hAnsi="Calibri" w:cs="Calibri"/>
+          <w:color w:val="000000" w:themeColor="text1"/>
+          <w:sz w:val="20"/>
+          <w:szCs w:val="20"/>
+        </w:rPr>
+      </w:pPr>
+      <w:r>
+        <w:rPr>
+          <w:rFonts w:ascii="Calibri" w:hAnsi="Calibri" w:cs="Calibri"/>
+          <w:b/>
+          <w:bCs/>
+          <w:color w:val="000000" w:themeColor="text1"/>
+          <w:sz w:val="20"/>
+          <w:szCs w:val="20"/>
+        </w:rPr>
+        <w:t>Locally Hosted Password Manager</w:t>
+      </w:r>
+      <w:r>
+        <w:rPr>
+          <w:rFonts w:ascii="Calibri" w:hAnsi="Calibri" w:cs="Calibri"/>
+          <w:b/>
+          <w:bCs/>
+          <w:color w:val="000000" w:themeColor="text1"/>
+          <w:sz w:val="20"/>
+          <w:szCs w:val="20"/>
+        </w:rPr>
+        <w:t xml:space="preserve"> </w:t>
+      </w:r>
+      <w:r>
+        <w:rPr>
+          <w:rFonts w:ascii="Calibri" w:hAnsi="Calibri" w:cs="Calibri"/>
+          <w:color w:val="000000" w:themeColor="text1"/>
+          <w:sz w:val="20"/>
+          <w:szCs w:val="20"/>
+        </w:rPr>
+        <w:t>· Software Engineer</w:t>
+      </w:r>
+      <w:r>
+        <w:rPr>
+          <w:rFonts w:ascii="Calibri" w:hAnsi="Calibri" w:cs="Calibri"/>
+          <w:color w:val="000000" w:themeColor="text1"/>
+          <w:sz w:val="20"/>
+          <w:szCs w:val="20"/>
+        </w:rPr>
+        <w:tab/>
+      </w:r>
+      <w:r>
+        <w:rPr>
+          <w:rFonts w:ascii="Calibri" w:hAnsi="Calibri" w:cs="Calibri"/>
+          <w:color w:val="000000" w:themeColor="text1"/>
+          <w:sz w:val="20"/>
+          <w:szCs w:val="20"/>
+        </w:rPr>
+        <w:tab/>
+      </w:r>
+      <w:r>
+        <w:rPr>
+          <w:rFonts w:ascii="Calibri" w:hAnsi="Calibri" w:cs="Calibri"/>
+          <w:color w:val="000000" w:themeColor="text1"/>
+          <w:sz w:val="20"/>
+          <w:szCs w:val="20"/>
+        </w:rPr>
+        <w:tab/>
+      </w:r>
+      <w:r>
+        <w:rPr>
+          <w:rFonts w:ascii="Calibri" w:hAnsi="Calibri" w:cs="Calibri"/>
+          <w:color w:val="000000" w:themeColor="text1"/>
+          <w:sz w:val="20"/>
+          <w:szCs w:val="20"/>
+        </w:rPr>
+        <w:tab/>
+      </w:r>
+      <w:r>
+        <w:rPr>
+          <w:rFonts w:ascii="Calibri" w:hAnsi="Calibri" w:cs="Calibri"/>
+          <w:color w:val="000000" w:themeColor="text1"/>
+          <w:sz w:val="20"/>
+          <w:szCs w:val="20"/>
+        </w:rPr>
+        <w:tab/>
+      </w:r>
+      <w:r>
+        <w:rPr>
+          <w:rFonts w:ascii="Calibri" w:hAnsi="Calibri" w:cs="Calibri"/>
+          <w:color w:val="000000" w:themeColor="text1"/>
+          <w:sz w:val="20"/>
+          <w:szCs w:val="20"/>
+        </w:rPr>
+        <w:t xml:space="preserve">        </w:t>
+      </w:r>
+      <w:r>
+        <w:rPr>
+          <w:rFonts w:ascii="Calibri" w:hAnsi="Calibri" w:cs="Calibri"/>
+          <w:b/>
+          <w:bCs/>
+          <w:color w:val="000000" w:themeColor="text1"/>
+          <w:sz w:val="20"/>
+          <w:szCs w:val="20"/>
+        </w:rPr>
+        <w:t xml:space="preserve">Poughkeepsie, NY </w:t>
+      </w:r>
+      <w:r>
+        <w:rPr>
+          <w:rFonts w:ascii="Calibri" w:hAnsi="Calibri" w:cs="Calibri"/>
+          <w:color w:val="000000" w:themeColor="text1"/>
+          <w:sz w:val="20"/>
+          <w:szCs w:val="20"/>
+        </w:rPr>
+        <w:t xml:space="preserve">· Spring 2025 </w:t>
+      </w:r>
+    </w:p>
+    <w:p>
+      <w:pPr>
+        <w:pStyle w:val="ListParagraph"/>
+        <w:numPr>
+          <w:ilvl w:val="0"/>
+          <w:numId w:val="9"/>
+        </w:numPr>
+        <w:rPr>
+          <w:rFonts w:ascii="Calibri" w:hAnsi="Calibri" w:cs="Calibri"/>
+          <w:color w:val="000000" w:themeColor="text1"/>
+          <w:sz w:val="20"/>
+          <w:szCs w:val="20"/>
+        </w:rPr>
+      </w:pPr>
+      <w:r>
+        <w:rPr>
+          <w:rFonts w:ascii="Calibri" w:hAnsi="Calibri" w:cs="Calibri"/>
+          <w:color w:val="000000" w:themeColor="text1"/>
+          <w:sz w:val="20"/>
+          <w:szCs w:val="20"/>
+        </w:rPr>
+        <w:t xml:space="preserve">Developed a password manager that runs locally. </w:t>
+      </w:r>
+      <w:r>
+        <w:rPr>
+          <w:rFonts w:ascii="Calibri" w:hAnsi="Calibri" w:cs="Calibri"/>
+          <w:color w:val="000000" w:themeColor="text1"/>
+          <w:sz w:val="20"/>
+          <w:szCs w:val="20"/>
+        </w:rPr>
+        <w:t>Cybersecurity practices such as AES encryption and secure storage location are used.</w:t>
+      </w:r>
+    </w:p>
+    <w:p>
+      <w:pPr>
+        <w:pStyle w:val="ListParagraph"/>
+        <w:numPr>
+          <w:ilvl w:val="0"/>
+          <w:numId w:val="9"/>
+        </w:numPr>
+        <w:rPr>
+          <w:rFonts w:ascii="Calibri" w:hAnsi="Calibri" w:cs="Calibri"/>
+          <w:color w:val="000000" w:themeColor="text1"/>
+          <w:sz w:val="20"/>
+          <w:szCs w:val="20"/>
+        </w:rPr>
+      </w:pPr>
+      <w:r>
+        <w:rPr>
+          <w:rFonts w:ascii="Calibri" w:hAnsi="Calibri" w:cs="Calibri"/>
+          <w:color w:val="000000" w:themeColor="text1"/>
+          <w:sz w:val="20"/>
+          <w:szCs w:val="20"/>
+        </w:rPr>
+        <w:t xml:space="preserve">Created a </w:t>
+      </w:r>
+      <w:r>
+        <w:rPr>
+          <w:rFonts w:ascii="Calibri" w:hAnsi="Calibri" w:cs="Calibri"/>
+          <w:color w:val="000000" w:themeColor="text1"/>
+          <w:sz w:val="20"/>
+          <w:szCs w:val="20"/>
+        </w:rPr>
+        <w:t>YAML</w:t>
+      </w:r>
+      <w:r>
+        <w:rPr>
+          <w:rFonts w:ascii="Calibri" w:hAnsi="Calibri" w:cs="Calibri"/>
+          <w:color w:val="000000" w:themeColor="text1"/>
+          <w:sz w:val="20"/>
+          <w:szCs w:val="20"/>
+        </w:rPr>
+        <w:t xml:space="preserve"> </w:t>
+      </w:r>
+      <w:r>
+        <w:rPr>
+          <w:rFonts w:ascii="Calibri" w:hAnsi="Calibri" w:cs="Calibri"/>
+          <w:color w:val="000000" w:themeColor="text1"/>
+          <w:sz w:val="20"/>
+          <w:szCs w:val="20"/>
+        </w:rPr>
+        <w:t>workflow</w:t>
+      </w:r>
+      <w:r>
+        <w:rPr>
+          <w:rFonts w:ascii="Calibri" w:hAnsi="Calibri" w:cs="Calibri"/>
+          <w:color w:val="000000" w:themeColor="text1"/>
+          <w:sz w:val="20"/>
+          <w:szCs w:val="20"/>
+        </w:rPr>
+        <w:t xml:space="preserve"> on GitHub Actions that </w:t>
+      </w:r>
+      <w:r>
+        <w:rPr>
+          <w:rFonts w:ascii="Calibri" w:hAnsi="Calibri" w:cs="Calibri"/>
+          <w:color w:val="000000" w:themeColor="text1"/>
+          <w:sz w:val="20"/>
+          <w:szCs w:val="20"/>
+        </w:rPr>
+        <w:t>tests</w:t>
+      </w:r>
+      <w:r>
+        <w:rPr>
+          <w:rFonts w:ascii="Calibri" w:hAnsi="Calibri" w:cs="Calibri"/>
+          <w:color w:val="000000" w:themeColor="text1"/>
+          <w:sz w:val="20"/>
+          <w:szCs w:val="20"/>
+        </w:rPr>
+        <w:t>, builds, then packages the application for users to download for free.</w:t>
       </w:r>
     </w:p>
     <w:p>
@@ -1531,339 +2777,347 @@
         </w:pBdr>
         <w:rPr>
           <w:rFonts w:ascii="Calibri" w:hAnsi="Calibri" w:cs="Calibri"/>
-        </w:rPr>
-      </w:pPr>
-      <w:r>
-        <w:rPr>
-          <w:rFonts w:ascii="Calibri" w:hAnsi="Calibri" w:cs="Calibri"/>
-        </w:rPr>
-        <w:t>SKILLS</w:t>
+          <w:color w:val="000000" w:themeColor="text1"/>
+        </w:rPr>
+      </w:pPr>
+      <w:r>
+        <w:rPr>
+          <w:rFonts w:ascii="Calibri" w:hAnsi="Calibri" w:cs="Calibri"/>
+          <w:color w:val="000000" w:themeColor="text1"/>
+        </w:rPr>
+        <w:t>OTHER</w:t>
       </w:r>
     </w:p>
     <w:p>
       <w:pPr>
-        <w:rPr>
-          <w:rFonts w:ascii="Calibri" w:hAnsi="Calibri" w:cs="Calibri"/>
-        </w:rPr>
-      </w:pPr>
-      <w:r>
-        <w:rPr>
-          <w:rFonts w:ascii="Calibri" w:hAnsi="Calibri" w:cs="Calibri"/>
-          <w:b/>
-          <w:bCs/>
-        </w:rPr>
-        <w:t xml:space="preserve">Programming: </w:t>
-      </w:r>
-      <w:r>
-        <w:rPr>
-          <w:rFonts w:ascii="Calibri" w:hAnsi="Calibri" w:cs="Calibri"/>
-        </w:rPr>
-        <w:t>Python, Java, JavaScript, COBOL, SQL, PHP, HTML/CSS, Go</w:t>
-      </w:r>
-      <w:r>
-        <w:rPr>
-          <w:rFonts w:ascii="Calibri" w:hAnsi="Calibri" w:cs="Calibri"/>
-        </w:rPr>
-        <w:t>.</w:t>
+        <w:pStyle w:val="ListParagraph"/>
+        <w:numPr>
+          <w:ilvl w:val="0"/>
+          <w:numId w:val="11"/>
+        </w:numPr>
+        <w:rPr>
+          <w:rFonts w:ascii="Calibri" w:hAnsi="Calibri" w:cs="Calibri"/>
+          <w:sz w:val="20"/>
+          <w:szCs w:val="20"/>
+        </w:rPr>
+      </w:pPr>
+      <w:r>
+        <w:rPr>
+          <w:rFonts w:ascii="Calibri" w:hAnsi="Calibri" w:cs="Calibri"/>
+          <w:b/>
+          <w:bCs/>
+          <w:sz w:val="20"/>
+          <w:szCs w:val="20"/>
+        </w:rPr>
+        <w:t>L</w:t>
+      </w:r>
+      <w:r>
+        <w:rPr>
+          <w:rFonts w:ascii="Calibri" w:hAnsi="Calibri" w:cs="Calibri"/>
+          <w:b/>
+          <w:bCs/>
+          <w:sz w:val="20"/>
+          <w:szCs w:val="20"/>
+        </w:rPr>
+        <w:t>eadership</w:t>
+      </w:r>
+      <w:r>
+        <w:rPr>
+          <w:rFonts w:ascii="Calibri" w:hAnsi="Calibri" w:cs="Calibri"/>
+          <w:b/>
+          <w:bCs/>
+          <w:i/>
+          <w:iCs/>
+          <w:sz w:val="20"/>
+          <w:szCs w:val="20"/>
+        </w:rPr>
+        <w:t>:</w:t>
+      </w:r>
+      <w:r>
+        <w:rPr>
+          <w:rFonts w:ascii="Calibri" w:hAnsi="Calibri" w:cs="Calibri"/>
+          <w:i/>
+          <w:iCs/>
+          <w:sz w:val="20"/>
+          <w:szCs w:val="20"/>
+        </w:rPr>
+        <w:t xml:space="preserve"> </w:t>
+      </w:r>
+      <w:r>
+        <w:rPr>
+          <w:rFonts w:ascii="Calibri" w:hAnsi="Calibri" w:cs="Calibri"/>
+          <w:i/>
+          <w:iCs/>
+          <w:sz w:val="20"/>
+          <w:szCs w:val="20"/>
+        </w:rPr>
+        <w:t>Vice President,</w:t>
+      </w:r>
+      <w:r>
+        <w:rPr>
+          <w:rFonts w:ascii="Calibri" w:hAnsi="Calibri" w:cs="Calibri"/>
+          <w:sz w:val="20"/>
+          <w:szCs w:val="20"/>
+        </w:rPr>
+        <w:t xml:space="preserve"> Marist Cybersecurity Club</w:t>
+      </w:r>
+      <w:r>
+        <w:rPr>
+          <w:rFonts w:ascii="Calibri" w:hAnsi="Calibri" w:cs="Calibri"/>
+          <w:sz w:val="20"/>
+          <w:szCs w:val="20"/>
+        </w:rPr>
+        <w:t xml:space="preserve"> – March 2023 – March 2024</w:t>
       </w:r>
     </w:p>
     <w:p>
       <w:pPr>
-        <w:rPr>
-          <w:rFonts w:ascii="Calibri" w:hAnsi="Calibri" w:cs="Calibri"/>
-        </w:rPr>
-      </w:pPr>
-      <w:r>
-        <w:rPr>
-          <w:rFonts w:ascii="Calibri" w:hAnsi="Calibri" w:cs="Calibri"/>
-          <w:b/>
-          <w:bCs/>
-        </w:rPr>
-        <w:t>Operating Systems:</w:t>
-      </w:r>
-      <w:r>
+        <w:pStyle w:val="ListParagraph"/>
+        <w:numPr>
+          <w:ilvl w:val="0"/>
+          <w:numId w:val="11"/>
+        </w:numPr>
+        <w:rPr>
+          <w:rFonts w:ascii="Calibri" w:hAnsi="Calibri" w:cs="Calibri"/>
+          <w:sz w:val="20"/>
+          <w:szCs w:val="20"/>
+        </w:rPr>
+      </w:pPr>
+      <w:r>
+        <w:rPr>
+          <w:rFonts w:ascii="Calibri" w:hAnsi="Calibri" w:cs="Calibri"/>
+          <w:b/>
+          <w:bCs/>
+          <w:sz w:val="20"/>
+          <w:szCs w:val="20"/>
+        </w:rPr>
+        <w:t>Award:</w:t>
+      </w:r>
+      <w:r>
+        <w:rPr>
+          <w:rFonts w:ascii="Calibri" w:hAnsi="Calibri" w:cs="Calibri"/>
+          <w:sz w:val="20"/>
+          <w:szCs w:val="20"/>
+        </w:rPr>
         <w:t xml:space="preserve"> </w:t>
       </w:r>
       <w:r>
         <w:rPr>
           <w:rFonts w:ascii="Calibri" w:hAnsi="Calibri" w:cs="Calibri"/>
-        </w:rPr>
-        <w:t>Windows/Windows Server, MacOS, Linux (Kali, Ubuntu, RHEL), z/OS, Cisco IOS, FreeBSD.</w:t>
+          <w:sz w:val="20"/>
+          <w:szCs w:val="20"/>
+        </w:rPr>
+        <w:t xml:space="preserve">Winner of </w:t>
+      </w:r>
+      <w:r>
+        <w:rPr>
+          <w:rFonts w:ascii="Calibri" w:hAnsi="Calibri" w:cs="Calibri"/>
+          <w:i/>
+          <w:iCs/>
+          <w:sz w:val="20"/>
+          <w:szCs w:val="20"/>
+        </w:rPr>
+        <w:t>IEEE</w:t>
+      </w:r>
+      <w:r>
+        <w:rPr>
+          <w:rFonts w:ascii="Calibri" w:hAnsi="Calibri" w:cs="Calibri"/>
+          <w:sz w:val="20"/>
+          <w:szCs w:val="20"/>
+        </w:rPr>
+        <w:t xml:space="preserve"> Capstone Award </w:t>
+      </w:r>
+      <w:r>
+        <w:rPr>
+          <w:rFonts w:ascii="Calibri" w:hAnsi="Calibri" w:cs="Calibri"/>
+          <w:sz w:val="20"/>
+          <w:szCs w:val="20"/>
+        </w:rPr>
+        <w:t>- 2025</w:t>
+      </w:r>
+      <w:r>
+        <w:rPr>
+          <w:rFonts w:ascii="Calibri" w:hAnsi="Calibri" w:cs="Calibri"/>
+          <w:sz w:val="20"/>
+          <w:szCs w:val="20"/>
+        </w:rPr>
+        <w:t xml:space="preserve"> </w:t>
       </w:r>
     </w:p>
     <w:p>
       <w:pPr>
-        <w:rPr>
-          <w:rFonts w:ascii="Calibri" w:hAnsi="Calibri" w:cs="Calibri"/>
-        </w:rPr>
-      </w:pPr>
-      <w:r>
-        <w:rPr>
-          <w:rFonts w:ascii="Calibri" w:hAnsi="Calibri" w:cs="Calibri"/>
-          <w:b/>
-          <w:bCs/>
-        </w:rPr>
-        <w:t>Cloud Platforms</w:t>
-      </w:r>
-      <w:r>
-        <w:rPr>
-          <w:rFonts w:ascii="Calibri" w:hAnsi="Calibri" w:cs="Calibri"/>
-          <w:b/>
-          <w:bCs/>
-        </w:rPr>
-        <w:t xml:space="preserve"> &amp; Tools</w:t>
-      </w:r>
-      <w:r>
-        <w:rPr>
-          <w:rFonts w:ascii="Calibri" w:hAnsi="Calibri" w:cs="Calibri"/>
-          <w:b/>
-          <w:bCs/>
-        </w:rPr>
-        <w:t>:</w:t>
-      </w:r>
-      <w:r>
-        <w:rPr>
-          <w:rFonts w:ascii="Calibri" w:hAnsi="Calibri" w:cs="Calibri"/>
-        </w:rPr>
-        <w:t xml:space="preserve"> AWS (S3, EC2), Kubernetes, Docker, OpenShift</w:t>
-      </w:r>
-      <w:r>
-        <w:rPr>
-          <w:rFonts w:ascii="Calibri" w:hAnsi="Calibri" w:cs="Calibri"/>
-        </w:rPr>
-        <w:t>,</w:t>
-      </w:r>
-      <w:r>
-        <w:rPr>
-          <w:rFonts w:ascii="Calibri" w:hAnsi="Calibri" w:cs="Calibri"/>
-        </w:rPr>
-        <w:t xml:space="preserve"> </w:t>
-      </w:r>
-      <w:r>
-        <w:rPr>
-          <w:rFonts w:ascii="Calibri" w:hAnsi="Calibri" w:cs="Calibri"/>
-        </w:rPr>
-        <w:t>GitHub/GitHub Actions (CI/CD)</w:t>
-      </w:r>
-      <w:r>
-        <w:rPr>
-          <w:rFonts w:ascii="Calibri" w:hAnsi="Calibri" w:cs="Calibri"/>
-        </w:rPr>
-        <w:t>,</w:t>
-      </w:r>
-      <w:r>
-        <w:rPr>
-          <w:rFonts w:ascii="Calibri" w:hAnsi="Calibri" w:cs="Calibri"/>
-        </w:rPr>
-        <w:t xml:space="preserve"> Ansible</w:t>
-      </w:r>
-      <w:r>
-        <w:rPr>
-          <w:rFonts w:ascii="Calibri" w:hAnsi="Calibri" w:cs="Calibri"/>
-        </w:rPr>
-        <w:t>, Splunk</w:t>
+        <w:pStyle w:val="ListParagraph"/>
+        <w:numPr>
+          <w:ilvl w:val="0"/>
+          <w:numId w:val="11"/>
+        </w:numPr>
+        <w:rPr>
+          <w:rFonts w:ascii="Calibri" w:hAnsi="Calibri" w:cs="Calibri"/>
+          <w:sz w:val="20"/>
+          <w:szCs w:val="20"/>
+        </w:rPr>
+      </w:pPr>
+      <w:r>
+        <w:rPr>
+          <w:rFonts w:ascii="Calibri" w:hAnsi="Calibri" w:cs="Calibri"/>
+          <w:b/>
+          <w:bCs/>
+          <w:sz w:val="20"/>
+          <w:szCs w:val="20"/>
+        </w:rPr>
+        <w:t>Publication:</w:t>
+      </w:r>
+      <w:r>
+        <w:rPr>
+          <w:rFonts w:ascii="Calibri" w:hAnsi="Calibri" w:cs="Calibri"/>
+          <w:sz w:val="20"/>
+          <w:szCs w:val="20"/>
+        </w:rPr>
+        <w:t xml:space="preserve"> Detecting Mac Malware by Implementing a Machine Learning Model (Pending, 2025)</w:t>
       </w:r>
     </w:p>
     <w:p>
       <w:pPr>
-        <w:rPr>
-          <w:rFonts w:ascii="Calibri" w:hAnsi="Calibri" w:cs="Calibri"/>
-        </w:rPr>
-      </w:pPr>
-      <w:r>
-        <w:rPr>
-          <w:rFonts w:ascii="Calibri" w:hAnsi="Calibri" w:cs="Calibri"/>
-          <w:b/>
-          <w:bCs/>
-        </w:rPr>
-        <w:t>Machine Learning:</w:t>
-      </w:r>
-      <w:r>
-        <w:rPr>
-          <w:rFonts w:ascii="Calibri" w:hAnsi="Calibri" w:cs="Calibri"/>
-        </w:rPr>
-        <w:t xml:space="preserve"> Python, Pandas, Scikit-Learn, NumPy, TensorFlow, Jupiter Notebook, Google Collab.</w:t>
+        <w:pStyle w:val="ListParagraph"/>
+        <w:numPr>
+          <w:ilvl w:val="0"/>
+          <w:numId w:val="11"/>
+        </w:numPr>
+        <w:rPr>
+          <w:rFonts w:ascii="Calibri" w:hAnsi="Calibri" w:cs="Calibri"/>
+          <w:sz w:val="20"/>
+          <w:szCs w:val="20"/>
+        </w:rPr>
+      </w:pPr>
+      <w:r>
+        <w:rPr>
+          <w:rFonts w:ascii="Calibri" w:hAnsi="Calibri" w:cs="Calibri"/>
+          <w:b/>
+          <w:bCs/>
+          <w:sz w:val="20"/>
+          <w:szCs w:val="20"/>
+        </w:rPr>
+        <w:t>Presentation Award:</w:t>
+      </w:r>
+      <w:r>
+        <w:rPr>
+          <w:rFonts w:ascii="Calibri" w:hAnsi="Calibri" w:cs="Calibri"/>
+          <w:sz w:val="20"/>
+          <w:szCs w:val="20"/>
+        </w:rPr>
+        <w:t xml:space="preserve"> </w:t>
+      </w:r>
+      <w:r>
+        <w:rPr>
+          <w:rFonts w:ascii="Calibri" w:hAnsi="Calibri" w:cs="Calibri"/>
+          <w:sz w:val="20"/>
+          <w:szCs w:val="20"/>
+        </w:rPr>
+        <w:t>1</w:t>
+      </w:r>
+      <w:r>
+        <w:rPr>
+          <w:rFonts w:ascii="Calibri" w:hAnsi="Calibri" w:cs="Calibri"/>
+          <w:sz w:val="20"/>
+          <w:szCs w:val="20"/>
+          <w:vertAlign w:val="superscript"/>
+        </w:rPr>
+        <w:t>st</w:t>
+      </w:r>
+      <w:r>
+        <w:rPr>
+          <w:rFonts w:ascii="Calibri" w:hAnsi="Calibri" w:cs="Calibri"/>
+          <w:sz w:val="20"/>
+          <w:szCs w:val="20"/>
+        </w:rPr>
+        <w:t xml:space="preserve"> place for Joint Study category </w:t>
+      </w:r>
+      <w:r>
+        <w:rPr>
+          <w:rFonts w:ascii="Calibri" w:hAnsi="Calibri" w:cs="Calibri"/>
+          <w:sz w:val="20"/>
+          <w:szCs w:val="20"/>
+        </w:rPr>
+        <w:t xml:space="preserve">IBM Tech Connect </w:t>
+      </w:r>
+      <w:r>
+        <w:rPr>
+          <w:rFonts w:ascii="Calibri" w:hAnsi="Calibri" w:cs="Calibri"/>
+          <w:sz w:val="20"/>
+          <w:szCs w:val="20"/>
+        </w:rPr>
+        <w:t xml:space="preserve">- </w:t>
+      </w:r>
+      <w:r>
+        <w:rPr>
+          <w:rFonts w:ascii="Calibri" w:hAnsi="Calibri" w:cs="Calibri"/>
+          <w:sz w:val="20"/>
+          <w:szCs w:val="20"/>
+        </w:rPr>
+        <w:t xml:space="preserve">2024 </w:t>
       </w:r>
     </w:p>
     <w:p>
       <w:pPr>
-        <w:pStyle w:val="Heading2"/>
-        <w:pBdr>
-          <w:bottom w:val="single" w:sz="4" w:space="1" w:color="auto"/>
-        </w:pBdr>
-        <w:rPr>
-          <w:rFonts w:ascii="Calibri" w:hAnsi="Calibri" w:cs="Calibri"/>
-        </w:rPr>
-      </w:pPr>
-      <w:r>
-        <w:rPr>
-          <w:rFonts w:ascii="Calibri" w:hAnsi="Calibri" w:cs="Calibri"/>
-        </w:rPr>
-        <w:t>OTHER</w:t>
-      </w:r>
-      <w:r>
-        <w:rPr>
-          <w:rFonts w:ascii="Calibri" w:hAnsi="Calibri" w:cs="Calibri"/>
+        <w:pStyle w:val="ListParagraph"/>
+        <w:numPr>
+          <w:ilvl w:val="0"/>
+          <w:numId w:val="11"/>
+        </w:numPr>
+        <w:rPr>
+          <w:rFonts w:ascii="Calibri" w:hAnsi="Calibri" w:cs="Calibri"/>
+          <w:sz w:val="20"/>
+          <w:szCs w:val="20"/>
+        </w:rPr>
+      </w:pPr>
+      <w:r>
+        <w:rPr>
+          <w:rFonts w:ascii="Calibri" w:hAnsi="Calibri" w:cs="Calibri"/>
+          <w:b/>
+          <w:bCs/>
+          <w:sz w:val="20"/>
+          <w:szCs w:val="20"/>
+        </w:rPr>
+        <w:t>Leadership:</w:t>
+      </w:r>
+      <w:r>
+        <w:rPr>
+          <w:rFonts w:ascii="Calibri" w:hAnsi="Calibri" w:cs="Calibri"/>
+          <w:i/>
+          <w:iCs/>
+          <w:sz w:val="20"/>
+          <w:szCs w:val="20"/>
         </w:rPr>
         <w:t xml:space="preserve"> </w:t>
       </w:r>
       <w:r>
         <w:rPr>
           <w:rFonts w:ascii="Calibri" w:hAnsi="Calibri" w:cs="Calibri"/>
-        </w:rPr>
-        <w:t>ACCOMPLISHMENTS</w:t>
+          <w:i/>
+          <w:iCs/>
+          <w:sz w:val="20"/>
+          <w:szCs w:val="20"/>
+        </w:rPr>
+        <w:t xml:space="preserve">Secretary, </w:t>
+      </w:r>
+      <w:r>
+        <w:rPr>
+          <w:rFonts w:ascii="Calibri" w:hAnsi="Calibri" w:cs="Calibri"/>
+          <w:sz w:val="20"/>
+          <w:szCs w:val="20"/>
+        </w:rPr>
+        <w:t>Marist Cybersecurity Club – March 2022 – March 2023</w:t>
       </w:r>
     </w:p>
     <w:p>
       <w:pPr>
         <w:rPr>
           <w:rFonts w:ascii="Calibri" w:hAnsi="Calibri" w:cs="Calibri"/>
-        </w:rPr>
-      </w:pPr>
-      <w:r>
-        <w:rPr>
-          <w:rFonts w:ascii="Calibri" w:hAnsi="Calibri" w:cs="Calibri"/>
-          <w:b/>
-          <w:bCs/>
-        </w:rPr>
-        <w:t>IBM Badges:</w:t>
-      </w:r>
-      <w:r>
-        <w:rPr>
-          <w:rFonts w:ascii="Calibri" w:hAnsi="Calibri" w:cs="Calibri"/>
-        </w:rPr>
-        <w:t xml:space="preserve"> </w:t>
-      </w:r>
-      <w:r>
-        <w:rPr>
-          <w:rFonts w:ascii="Calibri" w:hAnsi="Calibri" w:cs="Calibri"/>
-        </w:rPr>
-        <w:t>IBM Z Xplore – Concepts</w:t>
-      </w:r>
-      <w:r>
-        <w:rPr>
-          <w:rFonts w:ascii="Calibri" w:hAnsi="Calibri" w:cs="Calibri"/>
-        </w:rPr>
-        <w:t xml:space="preserve"> &amp; Advanced</w:t>
-      </w:r>
-      <w:r>
-        <w:rPr>
-          <w:rFonts w:ascii="Calibri" w:hAnsi="Calibri" w:cs="Calibri"/>
-        </w:rPr>
-        <w:t xml:space="preserve"> Badge</w:t>
-      </w:r>
-      <w:r>
-        <w:rPr>
-          <w:rFonts w:ascii="Calibri" w:hAnsi="Calibri" w:cs="Calibri"/>
-        </w:rPr>
-        <w:t>s</w:t>
-      </w:r>
-      <w:r>
-        <w:rPr>
-          <w:rFonts w:ascii="Calibri" w:hAnsi="Calibri" w:cs="Calibri"/>
-        </w:rPr>
-        <w:t>, IBM Z and LinuxONE Community Contributor – 2025.</w:t>
-      </w:r>
-      <w:r>
-        <w:rPr>
-          <w:rFonts w:ascii="Calibri" w:hAnsi="Calibri" w:cs="Calibri"/>
-        </w:rPr>
-        <w:t xml:space="preserve"> </w:t>
-      </w:r>
-    </w:p>
-    <w:p>
-      <w:pPr>
-        <w:rPr>
-          <w:rFonts w:ascii="Calibri" w:hAnsi="Calibri" w:cs="Calibri"/>
-        </w:rPr>
-      </w:pPr>
-      <w:r>
-        <w:rPr>
-          <w:rFonts w:ascii="Calibri" w:hAnsi="Calibri" w:cs="Calibri"/>
-          <w:b/>
-          <w:bCs/>
-        </w:rPr>
-        <w:t xml:space="preserve">Awards: </w:t>
-      </w:r>
-      <w:r>
-        <w:rPr>
-          <w:rFonts w:ascii="Calibri" w:hAnsi="Calibri" w:cs="Calibri"/>
-        </w:rPr>
-        <w:t>1</w:t>
-      </w:r>
-      <w:r>
-        <w:rPr>
-          <w:rFonts w:ascii="Calibri" w:hAnsi="Calibri" w:cs="Calibri"/>
-          <w:vertAlign w:val="superscript"/>
-        </w:rPr>
-        <w:t>st</w:t>
-      </w:r>
-      <w:r>
-        <w:rPr>
-          <w:rFonts w:ascii="Calibri" w:hAnsi="Calibri" w:cs="Calibri"/>
-        </w:rPr>
-        <w:t xml:space="preserve"> place winner of IBM Tech Connect 2024, </w:t>
-      </w:r>
-      <w:r>
-        <w:rPr>
-          <w:rFonts w:ascii="Calibri" w:hAnsi="Calibri" w:cs="Calibri"/>
-        </w:rPr>
-        <w:t>Nominated for Mid-Hudson IEEE Capstone Project Award</w:t>
-      </w:r>
-      <w:r>
-        <w:rPr>
-          <w:rFonts w:ascii="Calibri" w:hAnsi="Calibri" w:cs="Calibri"/>
-        </w:rPr>
-        <w:t>.</w:t>
-      </w:r>
-    </w:p>
-    <w:p>
-      <w:pPr>
-        <w:rPr>
-          <w:rFonts w:ascii="Calibri" w:hAnsi="Calibri" w:cs="Calibri"/>
-        </w:rPr>
-      </w:pPr>
-      <w:r>
-        <w:rPr>
-          <w:rFonts w:ascii="Calibri" w:hAnsi="Calibri" w:cs="Calibri"/>
-          <w:b/>
-          <w:bCs/>
-        </w:rPr>
-        <w:t xml:space="preserve">Conferences: </w:t>
-      </w:r>
-      <w:r>
-        <w:rPr>
-          <w:rFonts w:ascii="Calibri" w:hAnsi="Calibri" w:cs="Calibri"/>
-        </w:rPr>
-        <w:t xml:space="preserve">SHARE 2025, BSidesNYC, </w:t>
-      </w:r>
-      <w:r>
-        <w:rPr>
-          <w:rFonts w:ascii="Calibri" w:hAnsi="Calibri" w:cs="Calibri"/>
-        </w:rPr>
-        <w:t>IBM Tech Connect 2024, Cursca 2024, Hudson Valley Cyber Summit 2024.</w:t>
-      </w:r>
-    </w:p>
-    <w:p>
-      <w:pPr>
-        <w:rPr>
-          <w:rFonts w:ascii="Calibri" w:hAnsi="Calibri" w:cs="Calibri"/>
-        </w:rPr>
-      </w:pPr>
-      <w:r>
-        <w:rPr>
-          <w:rFonts w:ascii="Calibri" w:hAnsi="Calibri" w:cs="Calibri"/>
-          <w:b/>
-          <w:bCs/>
-        </w:rPr>
-        <w:t xml:space="preserve">Leadership: </w:t>
-      </w:r>
-      <w:r>
-        <w:rPr>
-          <w:rFonts w:ascii="Calibri" w:hAnsi="Calibri" w:cs="Calibri"/>
-        </w:rPr>
-        <w:t>Marist Cybersecurity Club Vice President since 2023</w:t>
-      </w:r>
+          <w:color w:val="000000" w:themeColor="text1"/>
+          <w:sz w:val="20"/>
+          <w:szCs w:val="20"/>
+        </w:rPr>
+      </w:pPr>
     </w:p>
     <w:sectPr>
       <w:pgSz w:w="12240" w:h="15840"/>
@@ -2104,9 +3358,235 @@
     </w:lvl>
   </w:abstractNum>
   <w:abstractNum w:abstractNumId="2" w15:restartNumberingAfterBreak="0">
+    <w:nsid w:val="2C76663D"/>
+    <w:multiLevelType w:val="hybridMultilevel"/>
+    <w:tmpl w:val="D83895CE"/>
+    <w:lvl w:ilvl="0" w:tplc="04090001">
+      <w:start w:val="1"/>
+      <w:numFmt w:val="bullet"/>
+      <w:lvlText w:val=""/>
+      <w:lvlJc w:val="left"/>
+      <w:pPr>
+        <w:ind w:left="720" w:hanging="360"/>
+      </w:pPr>
+      <w:rPr>
+        <w:rFonts w:ascii="Symbol" w:hAnsi="Symbol" w:hint="default"/>
+      </w:rPr>
+    </w:lvl>
+    <w:lvl w:ilvl="1" w:tplc="04090003" w:tentative="1">
+      <w:start w:val="1"/>
+      <w:numFmt w:val="bullet"/>
+      <w:lvlText w:val="o"/>
+      <w:lvlJc w:val="left"/>
+      <w:pPr>
+        <w:ind w:left="1440" w:hanging="360"/>
+      </w:pPr>
+      <w:rPr>
+        <w:rFonts w:ascii="Courier New" w:hAnsi="Courier New" w:cs="Courier New" w:hint="default"/>
+      </w:rPr>
+    </w:lvl>
+    <w:lvl w:ilvl="2" w:tplc="04090005" w:tentative="1">
+      <w:start w:val="1"/>
+      <w:numFmt w:val="bullet"/>
+      <w:lvlText w:val=""/>
+      <w:lvlJc w:val="left"/>
+      <w:pPr>
+        <w:ind w:left="2160" w:hanging="360"/>
+      </w:pPr>
+      <w:rPr>
+        <w:rFonts w:ascii="Wingdings" w:hAnsi="Wingdings" w:hint="default"/>
+      </w:rPr>
+    </w:lvl>
+    <w:lvl w:ilvl="3" w:tplc="04090001" w:tentative="1">
+      <w:start w:val="1"/>
+      <w:numFmt w:val="bullet"/>
+      <w:lvlText w:val=""/>
+      <w:lvlJc w:val="left"/>
+      <w:pPr>
+        <w:ind w:left="2880" w:hanging="360"/>
+      </w:pPr>
+      <w:rPr>
+        <w:rFonts w:ascii="Symbol" w:hAnsi="Symbol" w:hint="default"/>
+      </w:rPr>
+    </w:lvl>
+    <w:lvl w:ilvl="4" w:tplc="04090003" w:tentative="1">
+      <w:start w:val="1"/>
+      <w:numFmt w:val="bullet"/>
+      <w:lvlText w:val="o"/>
+      <w:lvlJc w:val="left"/>
+      <w:pPr>
+        <w:ind w:left="3600" w:hanging="360"/>
+      </w:pPr>
+      <w:rPr>
+        <w:rFonts w:ascii="Courier New" w:hAnsi="Courier New" w:cs="Courier New" w:hint="default"/>
+      </w:rPr>
+    </w:lvl>
+    <w:lvl w:ilvl="5" w:tplc="04090005" w:tentative="1">
+      <w:start w:val="1"/>
+      <w:numFmt w:val="bullet"/>
+      <w:lvlText w:val=""/>
+      <w:lvlJc w:val="left"/>
+      <w:pPr>
+        <w:ind w:left="4320" w:hanging="360"/>
+      </w:pPr>
+      <w:rPr>
+        <w:rFonts w:ascii="Wingdings" w:hAnsi="Wingdings" w:hint="default"/>
+      </w:rPr>
+    </w:lvl>
+    <w:lvl w:ilvl="6" w:tplc="04090001" w:tentative="1">
+      <w:start w:val="1"/>
+      <w:numFmt w:val="bullet"/>
+      <w:lvlText w:val=""/>
+      <w:lvlJc w:val="left"/>
+      <w:pPr>
+        <w:ind w:left="5040" w:hanging="360"/>
+      </w:pPr>
+      <w:rPr>
+        <w:rFonts w:ascii="Symbol" w:hAnsi="Symbol" w:hint="default"/>
+      </w:rPr>
+    </w:lvl>
+    <w:lvl w:ilvl="7" w:tplc="04090003" w:tentative="1">
+      <w:start w:val="1"/>
+      <w:numFmt w:val="bullet"/>
+      <w:lvlText w:val="o"/>
+      <w:lvlJc w:val="left"/>
+      <w:pPr>
+        <w:ind w:left="5760" w:hanging="360"/>
+      </w:pPr>
+      <w:rPr>
+        <w:rFonts w:ascii="Courier New" w:hAnsi="Courier New" w:cs="Courier New" w:hint="default"/>
+      </w:rPr>
+    </w:lvl>
+    <w:lvl w:ilvl="8" w:tplc="04090005" w:tentative="1">
+      <w:start w:val="1"/>
+      <w:numFmt w:val="bullet"/>
+      <w:lvlText w:val=""/>
+      <w:lvlJc w:val="left"/>
+      <w:pPr>
+        <w:ind w:left="6480" w:hanging="360"/>
+      </w:pPr>
+      <w:rPr>
+        <w:rFonts w:ascii="Wingdings" w:hAnsi="Wingdings" w:hint="default"/>
+      </w:rPr>
+    </w:lvl>
+  </w:abstractNum>
+  <w:abstractNum w:abstractNumId="3" w15:restartNumberingAfterBreak="0">
+    <w:nsid w:val="34D7559E"/>
+    <w:multiLevelType w:val="hybridMultilevel"/>
+    <w:tmpl w:val="563C9AAE"/>
+    <w:lvl w:ilvl="0" w:tplc="04090001">
+      <w:start w:val="1"/>
+      <w:numFmt w:val="bullet"/>
+      <w:lvlText w:val=""/>
+      <w:lvlJc w:val="left"/>
+      <w:pPr>
+        <w:ind w:left="720" w:hanging="360"/>
+      </w:pPr>
+      <w:rPr>
+        <w:rFonts w:ascii="Symbol" w:hAnsi="Symbol" w:hint="default"/>
+      </w:rPr>
+    </w:lvl>
+    <w:lvl w:ilvl="1" w:tplc="04090003" w:tentative="1">
+      <w:start w:val="1"/>
+      <w:numFmt w:val="bullet"/>
+      <w:lvlText w:val="o"/>
+      <w:lvlJc w:val="left"/>
+      <w:pPr>
+        <w:ind w:left="1440" w:hanging="360"/>
+      </w:pPr>
+      <w:rPr>
+        <w:rFonts w:ascii="Courier New" w:hAnsi="Courier New" w:cs="Courier New" w:hint="default"/>
+      </w:rPr>
+    </w:lvl>
+    <w:lvl w:ilvl="2" w:tplc="04090005" w:tentative="1">
+      <w:start w:val="1"/>
+      <w:numFmt w:val="bullet"/>
+      <w:lvlText w:val=""/>
+      <w:lvlJc w:val="left"/>
+      <w:pPr>
+        <w:ind w:left="2160" w:hanging="360"/>
+      </w:pPr>
+      <w:rPr>
+        <w:rFonts w:ascii="Wingdings" w:hAnsi="Wingdings" w:hint="default"/>
+      </w:rPr>
+    </w:lvl>
+    <w:lvl w:ilvl="3" w:tplc="04090001" w:tentative="1">
+      <w:start w:val="1"/>
+      <w:numFmt w:val="bullet"/>
+      <w:lvlText w:val=""/>
+      <w:lvlJc w:val="left"/>
+      <w:pPr>
+        <w:ind w:left="2880" w:hanging="360"/>
+      </w:pPr>
+      <w:rPr>
+        <w:rFonts w:ascii="Symbol" w:hAnsi="Symbol" w:hint="default"/>
+      </w:rPr>
+    </w:lvl>
+    <w:lvl w:ilvl="4" w:tplc="04090003" w:tentative="1">
+      <w:start w:val="1"/>
+      <w:numFmt w:val="bullet"/>
+      <w:lvlText w:val="o"/>
+      <w:lvlJc w:val="left"/>
+      <w:pPr>
+        <w:ind w:left="3600" w:hanging="360"/>
+      </w:pPr>
+      <w:rPr>
+        <w:rFonts w:ascii="Courier New" w:hAnsi="Courier New" w:cs="Courier New" w:hint="default"/>
+      </w:rPr>
+    </w:lvl>
+    <w:lvl w:ilvl="5" w:tplc="04090005" w:tentative="1">
+      <w:start w:val="1"/>
+      <w:numFmt w:val="bullet"/>
+      <w:lvlText w:val=""/>
+      <w:lvlJc w:val="left"/>
+      <w:pPr>
+        <w:ind w:left="4320" w:hanging="360"/>
+      </w:pPr>
+      <w:rPr>
+        <w:rFonts w:ascii="Wingdings" w:hAnsi="Wingdings" w:hint="default"/>
+      </w:rPr>
+    </w:lvl>
+    <w:lvl w:ilvl="6" w:tplc="04090001" w:tentative="1">
+      <w:start w:val="1"/>
+      <w:numFmt w:val="bullet"/>
+      <w:lvlText w:val=""/>
+      <w:lvlJc w:val="left"/>
+      <w:pPr>
+        <w:ind w:left="5040" w:hanging="360"/>
+      </w:pPr>
+      <w:rPr>
+        <w:rFonts w:ascii="Symbol" w:hAnsi="Symbol" w:hint="default"/>
+      </w:rPr>
+    </w:lvl>
+    <w:lvl w:ilvl="7" w:tplc="04090003" w:tentative="1">
+      <w:start w:val="1"/>
+      <w:numFmt w:val="bullet"/>
+      <w:lvlText w:val="o"/>
+      <w:lvlJc w:val="left"/>
+      <w:pPr>
+        <w:ind w:left="5760" w:hanging="360"/>
+      </w:pPr>
+      <w:rPr>
+        <w:rFonts w:ascii="Courier New" w:hAnsi="Courier New" w:cs="Courier New" w:hint="default"/>
+      </w:rPr>
+    </w:lvl>
+    <w:lvl w:ilvl="8" w:tplc="04090005" w:tentative="1">
+      <w:start w:val="1"/>
+      <w:numFmt w:val="bullet"/>
+      <w:lvlText w:val=""/>
+      <w:lvlJc w:val="left"/>
+      <w:pPr>
+        <w:ind w:left="6480" w:hanging="360"/>
+      </w:pPr>
+      <w:rPr>
+        <w:rFonts w:ascii="Wingdings" w:hAnsi="Wingdings" w:hint="default"/>
+      </w:rPr>
+    </w:lvl>
+  </w:abstractNum>
+  <w:abstractNum w:abstractNumId="4" w15:restartNumberingAfterBreak="0">
     <w:nsid w:val="38A83C64"/>
     <w:multiLevelType w:val="hybridMultilevel"/>
-    <w:tmpl w:val="1C3A1ED8"/>
+    <w:tmpl w:val="4FF6278E"/>
     <w:lvl w:ilvl="0" w:tplc="04090001">
       <w:start w:val="1"/>
       <w:numFmt w:val="bullet"/>
@@ -2216,7 +3696,7 @@
       </w:rPr>
     </w:lvl>
   </w:abstractNum>
-  <w:abstractNum w:abstractNumId="3" w15:restartNumberingAfterBreak="0">
+  <w:abstractNum w:abstractNumId="5" w15:restartNumberingAfterBreak="0">
     <w:nsid w:val="41790566"/>
     <w:multiLevelType w:val="hybridMultilevel"/>
     <w:tmpl w:val="B8BC8FF6"/>
@@ -2329,7 +3809,120 @@
       </w:rPr>
     </w:lvl>
   </w:abstractNum>
-  <w:abstractNum w:abstractNumId="4" w15:restartNumberingAfterBreak="0">
+  <w:abstractNum w:abstractNumId="6" w15:restartNumberingAfterBreak="0">
+    <w:nsid w:val="4D631E6A"/>
+    <w:multiLevelType w:val="hybridMultilevel"/>
+    <w:tmpl w:val="20E20800"/>
+    <w:lvl w:ilvl="0" w:tplc="04090001">
+      <w:start w:val="1"/>
+      <w:numFmt w:val="bullet"/>
+      <w:lvlText w:val=""/>
+      <w:lvlJc w:val="left"/>
+      <w:pPr>
+        <w:ind w:left="720" w:hanging="360"/>
+      </w:pPr>
+      <w:rPr>
+        <w:rFonts w:ascii="Symbol" w:hAnsi="Symbol" w:hint="default"/>
+      </w:rPr>
+    </w:lvl>
+    <w:lvl w:ilvl="1" w:tplc="04090003" w:tentative="1">
+      <w:start w:val="1"/>
+      <w:numFmt w:val="bullet"/>
+      <w:lvlText w:val="o"/>
+      <w:lvlJc w:val="left"/>
+      <w:pPr>
+        <w:ind w:left="1440" w:hanging="360"/>
+      </w:pPr>
+      <w:rPr>
+        <w:rFonts w:ascii="Courier New" w:hAnsi="Courier New" w:cs="Courier New" w:hint="default"/>
+      </w:rPr>
+    </w:lvl>
+    <w:lvl w:ilvl="2" w:tplc="04090005" w:tentative="1">
+      <w:start w:val="1"/>
+      <w:numFmt w:val="bullet"/>
+      <w:lvlText w:val=""/>
+      <w:lvlJc w:val="left"/>
+      <w:pPr>
+        <w:ind w:left="2160" w:hanging="360"/>
+      </w:pPr>
+      <w:rPr>
+        <w:rFonts w:ascii="Wingdings" w:hAnsi="Wingdings" w:hint="default"/>
+      </w:rPr>
+    </w:lvl>
+    <w:lvl w:ilvl="3" w:tplc="04090001" w:tentative="1">
+      <w:start w:val="1"/>
+      <w:numFmt w:val="bullet"/>
+      <w:lvlText w:val=""/>
+      <w:lvlJc w:val="left"/>
+      <w:pPr>
+        <w:ind w:left="2880" w:hanging="360"/>
+      </w:pPr>
+      <w:rPr>
+        <w:rFonts w:ascii="Symbol" w:hAnsi="Symbol" w:hint="default"/>
+      </w:rPr>
+    </w:lvl>
+    <w:lvl w:ilvl="4" w:tplc="04090003" w:tentative="1">
+      <w:start w:val="1"/>
+      <w:numFmt w:val="bullet"/>
+      <w:lvlText w:val="o"/>
+      <w:lvlJc w:val="left"/>
+      <w:pPr>
+        <w:ind w:left="3600" w:hanging="360"/>
+      </w:pPr>
+      <w:rPr>
+        <w:rFonts w:ascii="Courier New" w:hAnsi="Courier New" w:cs="Courier New" w:hint="default"/>
+      </w:rPr>
+    </w:lvl>
+    <w:lvl w:ilvl="5" w:tplc="04090005" w:tentative="1">
+      <w:start w:val="1"/>
+      <w:numFmt w:val="bullet"/>
+      <w:lvlText w:val=""/>
+      <w:lvlJc w:val="left"/>
+      <w:pPr>
+        <w:ind w:left="4320" w:hanging="360"/>
+      </w:pPr>
+      <w:rPr>
+        <w:rFonts w:ascii="Wingdings" w:hAnsi="Wingdings" w:hint="default"/>
+      </w:rPr>
+    </w:lvl>
+    <w:lvl w:ilvl="6" w:tplc="04090001" w:tentative="1">
+      <w:start w:val="1"/>
+      <w:numFmt w:val="bullet"/>
+      <w:lvlText w:val=""/>
+      <w:lvlJc w:val="left"/>
+      <w:pPr>
+        <w:ind w:left="5040" w:hanging="360"/>
+      </w:pPr>
+      <w:rPr>
+        <w:rFonts w:ascii="Symbol" w:hAnsi="Symbol" w:hint="default"/>
+      </w:rPr>
+    </w:lvl>
+    <w:lvl w:ilvl="7" w:tplc="04090003" w:tentative="1">
+      <w:start w:val="1"/>
+      <w:numFmt w:val="bullet"/>
+      <w:lvlText w:val="o"/>
+      <w:lvlJc w:val="left"/>
+      <w:pPr>
+        <w:ind w:left="5760" w:hanging="360"/>
+      </w:pPr>
+      <w:rPr>
+        <w:rFonts w:ascii="Courier New" w:hAnsi="Courier New" w:cs="Courier New" w:hint="default"/>
+      </w:rPr>
+    </w:lvl>
+    <w:lvl w:ilvl="8" w:tplc="04090005" w:tentative="1">
+      <w:start w:val="1"/>
+      <w:numFmt w:val="bullet"/>
+      <w:lvlText w:val=""/>
+      <w:lvlJc w:val="left"/>
+      <w:pPr>
+        <w:ind w:left="6480" w:hanging="360"/>
+      </w:pPr>
+      <w:rPr>
+        <w:rFonts w:ascii="Wingdings" w:hAnsi="Wingdings" w:hint="default"/>
+      </w:rPr>
+    </w:lvl>
+  </w:abstractNum>
+  <w:abstractNum w:abstractNumId="7" w15:restartNumberingAfterBreak="0">
     <w:nsid w:val="4F621CE5"/>
     <w:multiLevelType w:val="hybridMultilevel"/>
     <w:tmpl w:val="747421C2"/>
@@ -2442,7 +4035,7 @@
       </w:rPr>
     </w:lvl>
   </w:abstractNum>
-  <w:abstractNum w:abstractNumId="5" w15:restartNumberingAfterBreak="0">
+  <w:abstractNum w:abstractNumId="8" w15:restartNumberingAfterBreak="0">
     <w:nsid w:val="523D2226"/>
     <w:multiLevelType w:val="hybridMultilevel"/>
     <w:tmpl w:val="A1220D34"/>
@@ -2555,7 +4148,7 @@
       </w:rPr>
     </w:lvl>
   </w:abstractNum>
-  <w:abstractNum w:abstractNumId="6" w15:restartNumberingAfterBreak="0">
+  <w:abstractNum w:abstractNumId="9" w15:restartNumberingAfterBreak="0">
     <w:nsid w:val="59920C61"/>
     <w:multiLevelType w:val="hybridMultilevel"/>
     <w:tmpl w:val="3E245692"/>
@@ -2668,7 +4261,7 @@
       </w:rPr>
     </w:lvl>
   </w:abstractNum>
-  <w:abstractNum w:abstractNumId="7" w15:restartNumberingAfterBreak="0">
+  <w:abstractNum w:abstractNumId="10" w15:restartNumberingAfterBreak="0">
     <w:nsid w:val="7B606549"/>
     <w:multiLevelType w:val="hybridMultilevel"/>
     <w:tmpl w:val="C8D4FC1A"/>
@@ -2788,22 +4381,31 @@
     <w:abstractNumId w:val="0"/>
   </w:num>
   <w:num w:numId="3" w16cid:durableId="424107108">
+    <w:abstractNumId w:val="4"/>
+  </w:num>
+  <w:num w:numId="4" w16cid:durableId="95715052">
+    <w:abstractNumId w:val="10"/>
+  </w:num>
+  <w:num w:numId="5" w16cid:durableId="445003364">
+    <w:abstractNumId w:val="8"/>
+  </w:num>
+  <w:num w:numId="6" w16cid:durableId="541787801">
+    <w:abstractNumId w:val="5"/>
+  </w:num>
+  <w:num w:numId="7" w16cid:durableId="1880969323">
+    <w:abstractNumId w:val="9"/>
+  </w:num>
+  <w:num w:numId="8" w16cid:durableId="1336304498">
+    <w:abstractNumId w:val="7"/>
+  </w:num>
+  <w:num w:numId="9" w16cid:durableId="192037562">
     <w:abstractNumId w:val="2"/>
   </w:num>
-  <w:num w:numId="4" w16cid:durableId="95715052">
-    <w:abstractNumId w:val="7"/>
-  </w:num>
-  <w:num w:numId="5" w16cid:durableId="445003364">
-    <w:abstractNumId w:val="5"/>
-  </w:num>
-  <w:num w:numId="6" w16cid:durableId="541787801">
-    <w:abstractNumId w:val="3"/>
-  </w:num>
-  <w:num w:numId="7" w16cid:durableId="1880969323">
+  <w:num w:numId="10" w16cid:durableId="342632775">
     <w:abstractNumId w:val="6"/>
   </w:num>
-  <w:num w:numId="8" w16cid:durableId="1336304498">
-    <w:abstractNumId w:val="4"/>
+  <w:num w:numId="11" w16cid:durableId="683896506">
+    <w:abstractNumId w:val="3"/>
   </w:num>
 </w:numbering>
 </file>
@@ -3405,7 +5007,6 @@
   <w:style w:type="character" w:default="1" w:styleId="DefaultParagraphFont">
     <w:name w:val="Default Paragraph Font"/>
     <w:uiPriority w:val="1"/>
-    <w:semiHidden/>
     <w:unhideWhenUsed/>
   </w:style>
   <w:style w:type="table" w:default="1" w:styleId="TableNormal">
